--- a/backend/data/templates/b7413cfd-1b21-4a18-a524-f5206ba9726b.docx
+++ b/backend/data/templates/b7413cfd-1b21-4a18-a524-f5206ba9726b.docx
@@ -987,9 +987,7 @@
                         <a:prstGeom prst="rect">
                           <a:avLst/>
                         </a:prstGeom>
-                        <a:solidFill>
-                          <a:srgbClr val="FFFFFF"/>
-                        </a:solidFill>
+                        <a:noFill/>
                         <a:ln w="9525">
                           <a:solidFill>
                             <a:srgbClr val="000000"/>
@@ -1001,7 +999,19 @@
                       </wps:spPr>
                       <wps:txbx>
                         <w:txbxContent>
-                          <w:p/>
+                          <w:p>
+                            <w:pPr>
+                              <w:jc w:val="center"/>
+                              <w:spacing w:before="0" w:after="0"/>
+                            </w:pPr>
+                            <w:r>
+                              <w:rPr>
+                                <w:sz w:val="16"/>
+                                <w:szCs w:val="16"/>
+                              </w:rPr>
+                              <w:t>{{ mst_1_0 }}</w:t>
+                            </w:r>
+                          </w:p>
                         </w:txbxContent>
                       </wps:txbx>
                       <wps:bodyPr>
@@ -1021,10 +1031,22 @@
           </mc:Choice>
           <mc:Fallback>
             <w:pict>
-              <v:rect w14:anchorId="22B3DDA0" id="Rectangle 44" o:spid="_x0000_s1028" style="position:absolute;left:0;text-align:left;margin-left:258.1pt;margin-top:16.8pt;width:17.35pt;height:17.65pt;z-index:251667456;visibility:visible;mso-wrap-style:square;mso-width-percent:0;mso-height-percent:0;mso-wrap-distance-left:9pt;mso-wrap-distance-top:0;mso-wrap-distance-right:9pt;mso-wrap-distance-bottom:0;mso-position-horizontal:absolute;mso-position-horizontal-relative:text;mso-position-vertical:absolute;mso-position-vertical-relative:text;mso-width-percent:0;mso-height-percent:0;mso-width-relative:page;mso-height-relative:page;v-text-anchor:top" o:gfxdata="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">
+              <v:rect filled="f" w14:anchorId="22B3DDA0" id="Rectangle 44" o:spid="_x0000_s1028" style="position:absolute;left:0;text-align:left;margin-left:258.1pt;margin-top:16.8pt;width:17.35pt;height:17.65pt;z-index:251667456;visibility:visible;mso-wrap-style:square;mso-width-percent:0;mso-height-percent:0;mso-wrap-distance-left:9pt;mso-wrap-distance-top:0;mso-wrap-distance-right:9pt;mso-wrap-distance-bottom:0;mso-position-horizontal:absolute;mso-position-horizontal-relative:text;mso-position-vertical:absolute;mso-position-vertical-relative:text;mso-width-percent:0;mso-height-percent:0;mso-width-relative:page;mso-height-relative:page;v-text-anchor:top" o:gfxdata="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">
                 <v:textbox>
                   <w:txbxContent>
-                    <w:p/>
+                    <w:p>
+                      <w:pPr>
+                        <w:jc w:val="center"/>
+                        <w:spacing w:before="0" w:after="0"/>
+                      </w:pPr>
+                      <w:r>
+                        <w:rPr>
+                          <w:sz w:val="16"/>
+                          <w:szCs w:val="16"/>
+                        </w:rPr>
+                        <w:t>{{ mst_4_0 }}</w:t>
+                      </w:r>
+                    </w:p>
                   </w:txbxContent>
                 </v:textbox>
               </v:rect>
@@ -1073,9 +1095,7 @@
                         <a:prstGeom prst="rect">
                           <a:avLst/>
                         </a:prstGeom>
-                        <a:solidFill>
-                          <a:srgbClr val="FFFFFF"/>
-                        </a:solidFill>
+                        <a:noFill/>
                         <a:ln w="9525">
                           <a:solidFill>
                             <a:srgbClr val="000000"/>
@@ -1087,7 +1107,19 @@
                       </wps:spPr>
                       <wps:txbx>
                         <w:txbxContent>
-                          <w:p/>
+                          <w:p>
+                            <w:pPr>
+                              <w:jc w:val="center"/>
+                              <w:spacing w:before="0" w:after="0"/>
+                            </w:pPr>
+                            <w:r>
+                              <w:rPr>
+                                <w:sz w:val="16"/>
+                                <w:szCs w:val="16"/>
+                              </w:rPr>
+                              <w:t>{{ mst_1_1 }}</w:t>
+                            </w:r>
+                          </w:p>
                         </w:txbxContent>
                       </wps:txbx>
                       <wps:bodyPr>
@@ -1107,10 +1139,22 @@
           </mc:Choice>
           <mc:Fallback>
             <w:pict>
-              <v:rect w14:anchorId="694A17A4" id="Rectangle 43" o:spid="_x0000_s1029" style="position:absolute;left:0;text-align:left;margin-left:240.5pt;margin-top:16.8pt;width:17.35pt;height:17.65pt;z-index:251666432;visibility:visible;mso-wrap-style:square;mso-width-percent:0;mso-height-percent:0;mso-wrap-distance-left:9pt;mso-wrap-distance-top:0;mso-wrap-distance-right:9pt;mso-wrap-distance-bottom:0;mso-position-horizontal:absolute;mso-position-horizontal-relative:text;mso-position-vertical:absolute;mso-position-vertical-relative:text;mso-width-percent:0;mso-height-percent:0;mso-width-relative:page;mso-height-relative:page;v-text-anchor:top" o:gfxdata="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">
+              <v:rect filled="f" w14:anchorId="694A17A4" id="Rectangle 43" o:spid="_x0000_s1029" style="position:absolute;left:0;text-align:left;margin-left:240.5pt;margin-top:16.8pt;width:17.35pt;height:17.65pt;z-index:251666432;visibility:visible;mso-wrap-style:square;mso-width-percent:0;mso-height-percent:0;mso-wrap-distance-left:9pt;mso-wrap-distance-top:0;mso-wrap-distance-right:9pt;mso-wrap-distance-bottom:0;mso-position-horizontal:absolute;mso-position-horizontal-relative:text;mso-position-vertical:absolute;mso-position-vertical-relative:text;mso-width-percent:0;mso-height-percent:0;mso-width-relative:page;mso-height-relative:page;v-text-anchor:top" o:gfxdata="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">
                 <v:textbox>
                   <w:txbxContent>
-                    <w:p/>
+                    <w:p>
+                      <w:pPr>
+                        <w:jc w:val="center"/>
+                        <w:spacing w:before="0" w:after="0"/>
+                      </w:pPr>
+                      <w:r>
+                        <w:rPr>
+                          <w:sz w:val="16"/>
+                          <w:szCs w:val="16"/>
+                        </w:rPr>
+                        <w:t>{{ mst_4_1 }}</w:t>
+                      </w:r>
+                    </w:p>
                   </w:txbxContent>
                 </v:textbox>
               </v:rect>
@@ -1159,9 +1203,7 @@
                         <a:prstGeom prst="rect">
                           <a:avLst/>
                         </a:prstGeom>
-                        <a:solidFill>
-                          <a:srgbClr val="FFFFFF"/>
-                        </a:solidFill>
+                        <a:noFill/>
                         <a:ln w="9525">
                           <a:solidFill>
                             <a:srgbClr val="000000"/>
@@ -1173,7 +1215,19 @@
                       </wps:spPr>
                       <wps:txbx>
                         <w:txbxContent>
-                          <w:p/>
+                          <w:p>
+                            <w:pPr>
+                              <w:jc w:val="center"/>
+                              <w:spacing w:before="0" w:after="0"/>
+                            </w:pPr>
+                            <w:r>
+                              <w:rPr>
+                                <w:sz w:val="16"/>
+                                <w:szCs w:val="16"/>
+                              </w:rPr>
+                              <w:t>{{ mst_1_2 }}</w:t>
+                            </w:r>
+                          </w:p>
                         </w:txbxContent>
                       </wps:txbx>
                       <wps:bodyPr>
@@ -1193,10 +1247,22 @@
           </mc:Choice>
           <mc:Fallback>
             <w:pict>
-              <v:rect w14:anchorId="5A79EA95" id="Rectangle 42" o:spid="_x0000_s1030" style="position:absolute;left:0;text-align:left;margin-left:362.45pt;margin-top:16.8pt;width:17.35pt;height:17.7pt;z-index:251674624;visibility:visible;mso-wrap-style:square;mso-width-percent:0;mso-height-percent:0;mso-wrap-distance-left:9pt;mso-wrap-distance-top:0;mso-wrap-distance-right:9pt;mso-wrap-distance-bottom:0;mso-position-horizontal:absolute;mso-position-horizontal-relative:text;mso-position-vertical:absolute;mso-position-vertical-relative:text;mso-width-percent:0;mso-height-percent:0;mso-width-relative:page;mso-height-relative:page;v-text-anchor:top" o:gfxdata="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">
+              <v:rect filled="f" w14:anchorId="5A79EA95" id="Rectangle 42" o:spid="_x0000_s1030" style="position:absolute;left:0;text-align:left;margin-left:362.45pt;margin-top:16.8pt;width:17.35pt;height:17.7pt;z-index:251674624;visibility:visible;mso-wrap-style:square;mso-width-percent:0;mso-height-percent:0;mso-wrap-distance-left:9pt;mso-wrap-distance-top:0;mso-wrap-distance-right:9pt;mso-wrap-distance-bottom:0;mso-position-horizontal:absolute;mso-position-horizontal-relative:text;mso-position-vertical:absolute;mso-position-vertical-relative:text;mso-width-percent:0;mso-height-percent:0;mso-width-relative:page;mso-height-relative:page;v-text-anchor:top" o:gfxdata="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">
                 <v:textbox>
                   <w:txbxContent>
-                    <w:p/>
+                    <w:p>
+                      <w:pPr>
+                        <w:jc w:val="center"/>
+                        <w:spacing w:before="0" w:after="0"/>
+                      </w:pPr>
+                      <w:r>
+                        <w:rPr>
+                          <w:sz w:val="16"/>
+                          <w:szCs w:val="16"/>
+                        </w:rPr>
+                        <w:t>{{ mst_4_2 }}</w:t>
+                      </w:r>
+                    </w:p>
                   </w:txbxContent>
                 </v:textbox>
               </v:rect>
@@ -1245,9 +1311,7 @@
                         <a:prstGeom prst="rect">
                           <a:avLst/>
                         </a:prstGeom>
-                        <a:solidFill>
-                          <a:srgbClr val="FFFFFF"/>
-                        </a:solidFill>
+                        <a:noFill/>
                         <a:ln w="9525">
                           <a:solidFill>
                             <a:srgbClr val="000000"/>
@@ -1259,7 +1323,19 @@
                       </wps:spPr>
                       <wps:txbx>
                         <w:txbxContent>
-                          <w:p/>
+                          <w:p>
+                            <w:pPr>
+                              <w:jc w:val="center"/>
+                              <w:spacing w:before="0" w:after="0"/>
+                            </w:pPr>
+                            <w:r>
+                              <w:rPr>
+                                <w:sz w:val="16"/>
+                                <w:szCs w:val="16"/>
+                              </w:rPr>
+                              <w:t>{{ mst_1_3 }}</w:t>
+                            </w:r>
+                          </w:p>
                         </w:txbxContent>
                       </wps:txbx>
                       <wps:bodyPr>
@@ -1279,10 +1355,22 @@
           </mc:Choice>
           <mc:Fallback>
             <w:pict>
-              <v:rect w14:anchorId="12294793" id="Rectangle 41" o:spid="_x0000_s1031" style="position:absolute;left:0;text-align:left;margin-left:345.1pt;margin-top:16.75pt;width:17.35pt;height:17.7pt;z-index:251673600;visibility:visible;mso-wrap-style:square;mso-width-percent:0;mso-height-percent:0;mso-wrap-distance-left:9pt;mso-wrap-distance-top:0;mso-wrap-distance-right:9pt;mso-wrap-distance-bottom:0;mso-position-horizontal:absolute;mso-position-horizontal-relative:text;mso-position-vertical:absolute;mso-position-vertical-relative:text;mso-width-percent:0;mso-height-percent:0;mso-width-relative:page;mso-height-relative:page;v-text-anchor:top" o:gfxdata="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">
+              <v:rect filled="f" w14:anchorId="12294793" id="Rectangle 41" o:spid="_x0000_s1031" style="position:absolute;left:0;text-align:left;margin-left:345.1pt;margin-top:16.75pt;width:17.35pt;height:17.7pt;z-index:251673600;visibility:visible;mso-wrap-style:square;mso-width-percent:0;mso-height-percent:0;mso-wrap-distance-left:9pt;mso-wrap-distance-top:0;mso-wrap-distance-right:9pt;mso-wrap-distance-bottom:0;mso-position-horizontal:absolute;mso-position-horizontal-relative:text;mso-position-vertical:absolute;mso-position-vertical-relative:text;mso-width-percent:0;mso-height-percent:0;mso-width-relative:page;mso-height-relative:page;v-text-anchor:top" o:gfxdata="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">
                 <v:textbox>
                   <w:txbxContent>
-                    <w:p/>
+                    <w:p>
+                      <w:pPr>
+                        <w:jc w:val="center"/>
+                        <w:spacing w:before="0" w:after="0"/>
+                      </w:pPr>
+                      <w:r>
+                        <w:rPr>
+                          <w:sz w:val="16"/>
+                          <w:szCs w:val="16"/>
+                        </w:rPr>
+                        <w:t>{{ mst_4_3 }}</w:t>
+                      </w:r>
+                    </w:p>
                   </w:txbxContent>
                 </v:textbox>
               </v:rect>
@@ -1331,9 +1419,7 @@
                         <a:prstGeom prst="rect">
                           <a:avLst/>
                         </a:prstGeom>
-                        <a:solidFill>
-                          <a:srgbClr val="FFFFFF"/>
-                        </a:solidFill>
+                        <a:noFill/>
                         <a:ln w="9525">
                           <a:solidFill>
                             <a:srgbClr val="000000"/>
@@ -1345,7 +1431,19 @@
                       </wps:spPr>
                       <wps:txbx>
                         <w:txbxContent>
-                          <w:p/>
+                          <w:p>
+                            <w:pPr>
+                              <w:jc w:val="center"/>
+                              <w:spacing w:before="0" w:after="0"/>
+                            </w:pPr>
+                            <w:r>
+                              <w:rPr>
+                                <w:sz w:val="16"/>
+                                <w:szCs w:val="16"/>
+                              </w:rPr>
+                              <w:t>{{ mst_1_4 }}</w:t>
+                            </w:r>
+                          </w:p>
                         </w:txbxContent>
                       </wps:txbx>
                       <wps:bodyPr>
@@ -1365,10 +1463,22 @@
           </mc:Choice>
           <mc:Fallback>
             <w:pict>
-              <v:rect w14:anchorId="54AB8607" id="Rectangle 40" o:spid="_x0000_s1032" style="position:absolute;left:0;text-align:left;margin-left:327.75pt;margin-top:16.75pt;width:17.35pt;height:17.7pt;z-index:251672576;visibility:visible;mso-wrap-style:square;mso-width-percent:0;mso-height-percent:0;mso-wrap-distance-left:9pt;mso-wrap-distance-top:0;mso-wrap-distance-right:9pt;mso-wrap-distance-bottom:0;mso-position-horizontal:absolute;mso-position-horizontal-relative:text;mso-position-vertical:absolute;mso-position-vertical-relative:text;mso-width-percent:0;mso-height-percent:0;mso-width-relative:page;mso-height-relative:page;v-text-anchor:top" o:gfxdata="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">
+              <v:rect filled="f" w14:anchorId="54AB8607" id="Rectangle 40" o:spid="_x0000_s1032" style="position:absolute;left:0;text-align:left;margin-left:327.75pt;margin-top:16.75pt;width:17.35pt;height:17.7pt;z-index:251672576;visibility:visible;mso-wrap-style:square;mso-width-percent:0;mso-height-percent:0;mso-wrap-distance-left:9pt;mso-wrap-distance-top:0;mso-wrap-distance-right:9pt;mso-wrap-distance-bottom:0;mso-position-horizontal:absolute;mso-position-horizontal-relative:text;mso-position-vertical:absolute;mso-position-vertical-relative:text;mso-width-percent:0;mso-height-percent:0;mso-width-relative:page;mso-height-relative:page;v-text-anchor:top" o:gfxdata="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">
                 <v:textbox>
                   <w:txbxContent>
-                    <w:p/>
+                    <w:p>
+                      <w:pPr>
+                        <w:jc w:val="center"/>
+                        <w:spacing w:before="0" w:after="0"/>
+                      </w:pPr>
+                      <w:r>
+                        <w:rPr>
+                          <w:sz w:val="16"/>
+                          <w:szCs w:val="16"/>
+                        </w:rPr>
+                        <w:t>{{ mst_4_4 }}</w:t>
+                      </w:r>
+                    </w:p>
                   </w:txbxContent>
                 </v:textbox>
               </v:rect>
@@ -1417,9 +1527,7 @@
                         <a:prstGeom prst="rect">
                           <a:avLst/>
                         </a:prstGeom>
-                        <a:solidFill>
-                          <a:srgbClr val="FFFFFF"/>
-                        </a:solidFill>
+                        <a:noFill/>
                         <a:ln w="9525">
                           <a:solidFill>
                             <a:srgbClr val="000000"/>
@@ -1431,7 +1539,19 @@
                       </wps:spPr>
                       <wps:txbx>
                         <w:txbxContent>
-                          <w:p/>
+                          <w:p>
+                            <w:pPr>
+                              <w:jc w:val="center"/>
+                              <w:spacing w:before="0" w:after="0"/>
+                            </w:pPr>
+                            <w:r>
+                              <w:rPr>
+                                <w:sz w:val="16"/>
+                                <w:szCs w:val="16"/>
+                              </w:rPr>
+                              <w:t>{{ mst_1_5 }}</w:t>
+                            </w:r>
+                          </w:p>
                         </w:txbxContent>
                       </wps:txbx>
                       <wps:bodyPr>
@@ -1451,10 +1571,22 @@
           </mc:Choice>
           <mc:Fallback>
             <w:pict>
-              <v:rect w14:anchorId="53419A27" id="Rectangle 39" o:spid="_x0000_s1033" style="position:absolute;left:0;text-align:left;margin-left:293.05pt;margin-top:16.75pt;width:17.35pt;height:17.7pt;z-index:251669504;visibility:visible;mso-wrap-style:square;mso-width-percent:0;mso-height-percent:0;mso-wrap-distance-left:9pt;mso-wrap-distance-top:0;mso-wrap-distance-right:9pt;mso-wrap-distance-bottom:0;mso-position-horizontal:absolute;mso-position-horizontal-relative:text;mso-position-vertical:absolute;mso-position-vertical-relative:text;mso-width-percent:0;mso-height-percent:0;mso-width-relative:page;mso-height-relative:page;v-text-anchor:top" o:gfxdata="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">
+              <v:rect filled="f" w14:anchorId="53419A27" id="Rectangle 39" o:spid="_x0000_s1033" style="position:absolute;left:0;text-align:left;margin-left:293.05pt;margin-top:16.75pt;width:17.35pt;height:17.7pt;z-index:251669504;visibility:visible;mso-wrap-style:square;mso-width-percent:0;mso-height-percent:0;mso-wrap-distance-left:9pt;mso-wrap-distance-top:0;mso-wrap-distance-right:9pt;mso-wrap-distance-bottom:0;mso-position-horizontal:absolute;mso-position-horizontal-relative:text;mso-position-vertical:absolute;mso-position-vertical-relative:text;mso-width-percent:0;mso-height-percent:0;mso-width-relative:page;mso-height-relative:page;v-text-anchor:top" o:gfxdata="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">
                 <v:textbox>
                   <w:txbxContent>
-                    <w:p/>
+                    <w:p>
+                      <w:pPr>
+                        <w:jc w:val="center"/>
+                        <w:spacing w:before="0" w:after="0"/>
+                      </w:pPr>
+                      <w:r>
+                        <w:rPr>
+                          <w:sz w:val="16"/>
+                          <w:szCs w:val="16"/>
+                        </w:rPr>
+                        <w:t>{{ mst_4_5 }}</w:t>
+                      </w:r>
+                    </w:p>
                   </w:txbxContent>
                 </v:textbox>
               </v:rect>
@@ -1503,9 +1635,7 @@
                         <a:prstGeom prst="rect">
                           <a:avLst/>
                         </a:prstGeom>
-                        <a:solidFill>
-                          <a:srgbClr val="FFFFFF"/>
-                        </a:solidFill>
+                        <a:noFill/>
                         <a:ln w="9525">
                           <a:solidFill>
                             <a:srgbClr val="000000"/>
@@ -1517,7 +1647,19 @@
                       </wps:spPr>
                       <wps:txbx>
                         <w:txbxContent>
-                          <w:p/>
+                          <w:p>
+                            <w:pPr>
+                              <w:jc w:val="center"/>
+                              <w:spacing w:before="0" w:after="0"/>
+                            </w:pPr>
+                            <w:r>
+                              <w:rPr>
+                                <w:sz w:val="16"/>
+                                <w:szCs w:val="16"/>
+                              </w:rPr>
+                              <w:t>{{ mst_1_6 }}</w:t>
+                            </w:r>
+                          </w:p>
                         </w:txbxContent>
                       </wps:txbx>
                       <wps:bodyPr>
@@ -1537,10 +1679,22 @@
           </mc:Choice>
           <mc:Fallback>
             <w:pict>
-              <v:rect w14:anchorId="16C39B51" id="Rectangle 38" o:spid="_x0000_s1034" style="position:absolute;left:0;text-align:left;margin-left:275.45pt;margin-top:16.75pt;width:17.35pt;height:17.7pt;z-index:251668480;visibility:visible;mso-wrap-style:square;mso-width-percent:0;mso-height-percent:0;mso-wrap-distance-left:9pt;mso-wrap-distance-top:0;mso-wrap-distance-right:9pt;mso-wrap-distance-bottom:0;mso-position-horizontal:absolute;mso-position-horizontal-relative:text;mso-position-vertical:absolute;mso-position-vertical-relative:text;mso-width-percent:0;mso-height-percent:0;mso-width-relative:page;mso-height-relative:page;v-text-anchor:top" o:gfxdata="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">
+              <v:rect filled="f" w14:anchorId="16C39B51" id="Rectangle 38" o:spid="_x0000_s1034" style="position:absolute;left:0;text-align:left;margin-left:275.45pt;margin-top:16.75pt;width:17.35pt;height:17.7pt;z-index:251668480;visibility:visible;mso-wrap-style:square;mso-width-percent:0;mso-height-percent:0;mso-wrap-distance-left:9pt;mso-wrap-distance-top:0;mso-wrap-distance-right:9pt;mso-wrap-distance-bottom:0;mso-position-horizontal:absolute;mso-position-horizontal-relative:text;mso-position-vertical:absolute;mso-position-vertical-relative:text;mso-width-percent:0;mso-height-percent:0;mso-width-relative:page;mso-height-relative:page;v-text-anchor:top" o:gfxdata="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">
                 <v:textbox>
                   <w:txbxContent>
-                    <w:p/>
+                    <w:p>
+                      <w:pPr>
+                        <w:jc w:val="center"/>
+                        <w:spacing w:before="0" w:after="0"/>
+                      </w:pPr>
+                      <w:r>
+                        <w:rPr>
+                          <w:sz w:val="16"/>
+                          <w:szCs w:val="16"/>
+                        </w:rPr>
+                        <w:t>{{ mst_4_6 }}</w:t>
+                      </w:r>
+                    </w:p>
                   </w:txbxContent>
                 </v:textbox>
               </v:rect>
@@ -1589,9 +1743,7 @@
                         <a:prstGeom prst="rect">
                           <a:avLst/>
                         </a:prstGeom>
-                        <a:solidFill>
-                          <a:srgbClr val="FFFFFF"/>
-                        </a:solidFill>
+                        <a:noFill/>
                         <a:ln w="9525">
                           <a:solidFill>
                             <a:srgbClr val="000000"/>
@@ -1603,7 +1755,19 @@
                       </wps:spPr>
                       <wps:txbx>
                         <w:txbxContent>
-                          <w:p/>
+                          <w:p>
+                            <w:pPr>
+                              <w:jc w:val="center"/>
+                              <w:spacing w:before="0" w:after="0"/>
+                            </w:pPr>
+                            <w:r>
+                              <w:rPr>
+                                <w:sz w:val="16"/>
+                                <w:szCs w:val="16"/>
+                              </w:rPr>
+                              <w:t>{{ mst_1_7 }}</w:t>
+                            </w:r>
+                          </w:p>
                         </w:txbxContent>
                       </wps:txbx>
                       <wps:bodyPr>
@@ -1623,10 +1787,22 @@
           </mc:Choice>
           <mc:Fallback>
             <w:pict>
-              <v:rect w14:anchorId="692A4166" id="Rectangle 37" o:spid="_x0000_s1035" style="position:absolute;left:0;text-align:left;margin-left:171.5pt;margin-top:16.75pt;width:17.35pt;height:17.7pt;z-index:251664384;visibility:visible;mso-wrap-style:square;mso-width-percent:0;mso-height-percent:0;mso-wrap-distance-left:9pt;mso-wrap-distance-top:0;mso-wrap-distance-right:9pt;mso-wrap-distance-bottom:0;mso-position-horizontal:absolute;mso-position-horizontal-relative:text;mso-position-vertical:absolute;mso-position-vertical-relative:text;mso-width-percent:0;mso-height-percent:0;mso-width-relative:page;mso-height-relative:page;v-text-anchor:top" o:gfxdata="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">
+              <v:rect filled="f" w14:anchorId="692A4166" id="Rectangle 37" o:spid="_x0000_s1035" style="position:absolute;left:0;text-align:left;margin-left:171.5pt;margin-top:16.75pt;width:17.35pt;height:17.7pt;z-index:251664384;visibility:visible;mso-wrap-style:square;mso-width-percent:0;mso-height-percent:0;mso-wrap-distance-left:9pt;mso-wrap-distance-top:0;mso-wrap-distance-right:9pt;mso-wrap-distance-bottom:0;mso-position-horizontal:absolute;mso-position-horizontal-relative:text;mso-position-vertical:absolute;mso-position-vertical-relative:text;mso-width-percent:0;mso-height-percent:0;mso-width-relative:page;mso-height-relative:page;v-text-anchor:top" o:gfxdata="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">
                 <v:textbox>
                   <w:txbxContent>
-                    <w:p/>
+                    <w:p>
+                      <w:pPr>
+                        <w:jc w:val="center"/>
+                        <w:spacing w:before="0" w:after="0"/>
+                      </w:pPr>
+                      <w:r>
+                        <w:rPr>
+                          <w:sz w:val="16"/>
+                          <w:szCs w:val="16"/>
+                        </w:rPr>
+                        <w:t>{{ mst_4_7 }}</w:t>
+                      </w:r>
+                    </w:p>
                   </w:txbxContent>
                 </v:textbox>
               </v:rect>
@@ -1675,9 +1851,7 @@
                         <a:prstGeom prst="rect">
                           <a:avLst/>
                         </a:prstGeom>
-                        <a:solidFill>
-                          <a:srgbClr val="FFFFFF"/>
-                        </a:solidFill>
+                        <a:noFill/>
                         <a:ln w="9525">
                           <a:solidFill>
                             <a:srgbClr val="000000"/>
@@ -1689,7 +1863,19 @@
                       </wps:spPr>
                       <wps:txbx>
                         <w:txbxContent>
-                          <w:p/>
+                          <w:p>
+                            <w:pPr>
+                              <w:jc w:val="center"/>
+                              <w:spacing w:before="0" w:after="0"/>
+                            </w:pPr>
+                            <w:r>
+                              <w:rPr>
+                                <w:sz w:val="16"/>
+                                <w:szCs w:val="16"/>
+                              </w:rPr>
+                              <w:t>{{ mst_1_8 }}</w:t>
+                            </w:r>
+                          </w:p>
                         </w:txbxContent>
                       </wps:txbx>
                       <wps:bodyPr>
@@ -1709,10 +1895,22 @@
           </mc:Choice>
           <mc:Fallback>
             <w:pict>
-              <v:rect w14:anchorId="151BD121" id="Rectangle 36" o:spid="_x0000_s1036" style="position:absolute;left:0;text-align:left;margin-left:189.1pt;margin-top:16.75pt;width:17.35pt;height:17.7pt;z-index:251665408;visibility:visible;mso-wrap-style:square;mso-width-percent:0;mso-height-percent:0;mso-wrap-distance-left:9pt;mso-wrap-distance-top:0;mso-wrap-distance-right:9pt;mso-wrap-distance-bottom:0;mso-position-horizontal:absolute;mso-position-horizontal-relative:text;mso-position-vertical:absolute;mso-position-vertical-relative:text;mso-width-percent:0;mso-height-percent:0;mso-width-relative:page;mso-height-relative:page;v-text-anchor:top" o:gfxdata="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">
+              <v:rect filled="f" w14:anchorId="151BD121" id="Rectangle 36" o:spid="_x0000_s1036" style="position:absolute;left:0;text-align:left;margin-left:189.1pt;margin-top:16.75pt;width:17.35pt;height:17.7pt;z-index:251665408;visibility:visible;mso-wrap-style:square;mso-width-percent:0;mso-height-percent:0;mso-wrap-distance-left:9pt;mso-wrap-distance-top:0;mso-wrap-distance-right:9pt;mso-wrap-distance-bottom:0;mso-position-horizontal:absolute;mso-position-horizontal-relative:text;mso-position-vertical:absolute;mso-position-vertical-relative:text;mso-width-percent:0;mso-height-percent:0;mso-width-relative:page;mso-height-relative:page;v-text-anchor:top" o:gfxdata="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">
                 <v:textbox>
                   <w:txbxContent>
-                    <w:p/>
+                    <w:p>
+                      <w:pPr>
+                        <w:jc w:val="center"/>
+                        <w:spacing w:before="0" w:after="0"/>
+                      </w:pPr>
+                      <w:r>
+                        <w:rPr>
+                          <w:sz w:val="16"/>
+                          <w:szCs w:val="16"/>
+                        </w:rPr>
+                        <w:t>{{ mst_4_8 }}</w:t>
+                      </w:r>
+                    </w:p>
                   </w:txbxContent>
                 </v:textbox>
               </v:rect>
@@ -1761,9 +1959,7 @@
                         <a:prstGeom prst="rect">
                           <a:avLst/>
                         </a:prstGeom>
-                        <a:solidFill>
-                          <a:srgbClr val="FFFFFF"/>
-                        </a:solidFill>
+                        <a:noFill/>
                         <a:ln w="9525">
                           <a:solidFill>
                             <a:srgbClr val="000000"/>
@@ -1775,7 +1971,19 @@
                       </wps:spPr>
                       <wps:txbx>
                         <w:txbxContent>
-                          <w:p/>
+                          <w:p>
+                            <w:pPr>
+                              <w:jc w:val="center"/>
+                              <w:spacing w:before="0" w:after="0"/>
+                            </w:pPr>
+                            <w:r>
+                              <w:rPr>
+                                <w:sz w:val="16"/>
+                                <w:szCs w:val="16"/>
+                              </w:rPr>
+                              <w:t>{{ mst_1_9 }}</w:t>
+                            </w:r>
+                          </w:p>
                         </w:txbxContent>
                       </wps:txbx>
                       <wps:bodyPr>
@@ -1795,10 +2003,22 @@
           </mc:Choice>
           <mc:Fallback>
             <w:pict>
-              <v:rect w14:anchorId="6732A81E" id="Rectangle 35" o:spid="_x0000_s1037" style="position:absolute;left:0;text-align:left;margin-left:223.6pt;margin-top:16.75pt;width:17.35pt;height:17.7pt;z-index:251671552;visibility:visible;mso-wrap-style:square;mso-width-percent:0;mso-height-percent:0;mso-wrap-distance-left:9pt;mso-wrap-distance-top:0;mso-wrap-distance-right:9pt;mso-wrap-distance-bottom:0;mso-position-horizontal:absolute;mso-position-horizontal-relative:text;mso-position-vertical:absolute;mso-position-vertical-relative:text;mso-width-percent:0;mso-height-percent:0;mso-width-relative:page;mso-height-relative:page;v-text-anchor:top" o:gfxdata="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">
+              <v:rect filled="f" w14:anchorId="6732A81E" id="Rectangle 35" o:spid="_x0000_s1037" style="position:absolute;left:0;text-align:left;margin-left:223.6pt;margin-top:16.75pt;width:17.35pt;height:17.7pt;z-index:251671552;visibility:visible;mso-wrap-style:square;mso-width-percent:0;mso-height-percent:0;mso-wrap-distance-left:9pt;mso-wrap-distance-top:0;mso-wrap-distance-right:9pt;mso-wrap-distance-bottom:0;mso-position-horizontal:absolute;mso-position-horizontal-relative:text;mso-position-vertical:absolute;mso-position-vertical-relative:text;mso-width-percent:0;mso-height-percent:0;mso-width-relative:page;mso-height-relative:page;v-text-anchor:top" o:gfxdata="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">
                 <v:textbox>
                   <w:txbxContent>
-                    <w:p/>
+                    <w:p>
+                      <w:pPr>
+                        <w:jc w:val="center"/>
+                        <w:spacing w:before="0" w:after="0"/>
+                      </w:pPr>
+                      <w:r>
+                        <w:rPr>
+                          <w:sz w:val="16"/>
+                          <w:szCs w:val="16"/>
+                        </w:rPr>
+                        <w:t>{{ mst_4_9 }}</w:t>
+                      </w:r>
+                    </w:p>
                   </w:txbxContent>
                 </v:textbox>
               </v:rect>
@@ -1847,9 +2067,7 @@
                         <a:prstGeom prst="rect">
                           <a:avLst/>
                         </a:prstGeom>
-                        <a:solidFill>
-                          <a:srgbClr val="FFFFFF"/>
-                        </a:solidFill>
+                        <a:noFill/>
                         <a:ln w="9525">
                           <a:solidFill>
                             <a:srgbClr val="000000"/>
@@ -1861,7 +2079,19 @@
                       </wps:spPr>
                       <wps:txbx>
                         <w:txbxContent>
-                          <w:p/>
+                          <w:p>
+                            <w:pPr>
+                              <w:jc w:val="center"/>
+                              <w:spacing w:before="0" w:after="0"/>
+                            </w:pPr>
+                            <w:r>
+                              <w:rPr>
+                                <w:sz w:val="16"/>
+                                <w:szCs w:val="16"/>
+                              </w:rPr>
+                              <w:t>{{ mst_1_10 }}</w:t>
+                            </w:r>
+                          </w:p>
                         </w:txbxContent>
                       </wps:txbx>
                       <wps:bodyPr>
@@ -1881,10 +2111,22 @@
           </mc:Choice>
           <mc:Fallback>
             <w:pict>
-              <v:rect w14:anchorId="1D686B88" id="Rectangle 34" o:spid="_x0000_s1038" style="position:absolute;left:0;text-align:left;margin-left:206pt;margin-top:16.75pt;width:17.35pt;height:17.7pt;z-index:251670528;visibility:visible;mso-wrap-style:square;mso-width-percent:0;mso-height-percent:0;mso-wrap-distance-left:9pt;mso-wrap-distance-top:0;mso-wrap-distance-right:9pt;mso-wrap-distance-bottom:0;mso-position-horizontal:absolute;mso-position-horizontal-relative:text;mso-position-vertical:absolute;mso-position-vertical-relative:text;mso-width-percent:0;mso-height-percent:0;mso-width-relative:page;mso-height-relative:page;v-text-anchor:top" o:gfxdata="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">
+              <v:rect filled="f" w14:anchorId="1D686B88" id="Rectangle 34" o:spid="_x0000_s1038" style="position:absolute;left:0;text-align:left;margin-left:206pt;margin-top:16.75pt;width:17.35pt;height:17.7pt;z-index:251670528;visibility:visible;mso-wrap-style:square;mso-width-percent:0;mso-height-percent:0;mso-wrap-distance-left:9pt;mso-wrap-distance-top:0;mso-wrap-distance-right:9pt;mso-wrap-distance-bottom:0;mso-position-horizontal:absolute;mso-position-horizontal-relative:text;mso-position-vertical:absolute;mso-position-vertical-relative:text;mso-width-percent:0;mso-height-percent:0;mso-width-relative:page;mso-height-relative:page;v-text-anchor:top" o:gfxdata="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">
                 <v:textbox>
                   <w:txbxContent>
-                    <w:p/>
+                    <w:p>
+                      <w:pPr>
+                        <w:jc w:val="center"/>
+                        <w:spacing w:before="0" w:after="0"/>
+                      </w:pPr>
+                      <w:r>
+                        <w:rPr>
+                          <w:sz w:val="16"/>
+                          <w:szCs w:val="16"/>
+                        </w:rPr>
+                        <w:t>{{ mst_4_10 }}</w:t>
+                      </w:r>
+                    </w:p>
                   </w:txbxContent>
                 </v:textbox>
               </v:rect>
@@ -1933,9 +2175,7 @@
                         <a:prstGeom prst="rect">
                           <a:avLst/>
                         </a:prstGeom>
-                        <a:solidFill>
-                          <a:srgbClr val="FFFFFF"/>
-                        </a:solidFill>
+                        <a:noFill/>
                         <a:ln w="9525">
                           <a:solidFill>
                             <a:srgbClr val="000000"/>
@@ -1947,7 +2187,19 @@
                       </wps:spPr>
                       <wps:txbx>
                         <w:txbxContent>
-                          <w:p/>
+                          <w:p>
+                            <w:pPr>
+                              <w:jc w:val="center"/>
+                              <w:spacing w:before="0" w:after="0"/>
+                            </w:pPr>
+                            <w:r>
+                              <w:rPr>
+                                <w:sz w:val="16"/>
+                                <w:szCs w:val="16"/>
+                              </w:rPr>
+                              <w:t>{{ mst_1_11 }}</w:t>
+                            </w:r>
+                          </w:p>
                         </w:txbxContent>
                       </wps:txbx>
                       <wps:bodyPr>
@@ -1967,10 +2219,22 @@
           </mc:Choice>
           <mc:Fallback>
             <w:pict>
-              <v:rect w14:anchorId="49F1F1B5" id="Rectangle 33" o:spid="_x0000_s1039" style="position:absolute;left:0;text-align:left;margin-left:154.3pt;margin-top:16.8pt;width:17.35pt;height:17.65pt;z-index:251663360;visibility:visible;mso-wrap-style:square;mso-width-percent:0;mso-height-percent:0;mso-wrap-distance-left:9pt;mso-wrap-distance-top:0;mso-wrap-distance-right:9pt;mso-wrap-distance-bottom:0;mso-position-horizontal:absolute;mso-position-horizontal-relative:text;mso-position-vertical:absolute;mso-position-vertical-relative:text;mso-width-percent:0;mso-height-percent:0;mso-width-relative:page;mso-height-relative:page;v-text-anchor:top" o:gfxdata="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">
+              <v:rect filled="f" w14:anchorId="49F1F1B5" id="Rectangle 33" o:spid="_x0000_s1039" style="position:absolute;left:0;text-align:left;margin-left:154.3pt;margin-top:16.8pt;width:17.35pt;height:17.65pt;z-index:251663360;visibility:visible;mso-wrap-style:square;mso-width-percent:0;mso-height-percent:0;mso-wrap-distance-left:9pt;mso-wrap-distance-top:0;mso-wrap-distance-right:9pt;mso-wrap-distance-bottom:0;mso-position-horizontal:absolute;mso-position-horizontal-relative:text;mso-position-vertical:absolute;mso-position-vertical-relative:text;mso-width-percent:0;mso-height-percent:0;mso-width-relative:page;mso-height-relative:page;v-text-anchor:top" o:gfxdata="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">
                 <v:textbox>
                   <w:txbxContent>
-                    <w:p/>
+                    <w:p>
+                      <w:pPr>
+                        <w:jc w:val="center"/>
+                        <w:spacing w:before="0" w:after="0"/>
+                      </w:pPr>
+                      <w:r>
+                        <w:rPr>
+                          <w:sz w:val="16"/>
+                          <w:szCs w:val="16"/>
+                        </w:rPr>
+                        <w:t>{{ mst_4_11 }}</w:t>
+                      </w:r>
+                    </w:p>
                   </w:txbxContent>
                 </v:textbox>
               </v:rect>
@@ -2019,9 +2283,7 @@
                         <a:prstGeom prst="rect">
                           <a:avLst/>
                         </a:prstGeom>
-                        <a:solidFill>
-                          <a:srgbClr val="FFFFFF"/>
-                        </a:solidFill>
+                        <a:noFill/>
                         <a:ln w="9525">
                           <a:solidFill>
                             <a:srgbClr val="000000"/>
@@ -2033,7 +2295,19 @@
                       </wps:spPr>
                       <wps:txbx>
                         <w:txbxContent>
-                          <w:p/>
+                          <w:p>
+                            <w:pPr>
+                              <w:jc w:val="center"/>
+                              <w:spacing w:before="0" w:after="0"/>
+                            </w:pPr>
+                            <w:r>
+                              <w:rPr>
+                                <w:sz w:val="16"/>
+                                <w:szCs w:val="16"/>
+                              </w:rPr>
+                              <w:t>{{ mst_1_12 }}</w:t>
+                            </w:r>
+                          </w:p>
                         </w:txbxContent>
                       </wps:txbx>
                       <wps:bodyPr>
@@ -2053,10 +2327,22 @@
           </mc:Choice>
           <mc:Fallback>
             <w:pict>
-              <v:rect w14:anchorId="61D29A86" id="Rectangle 32" o:spid="_x0000_s1040" style="position:absolute;left:0;text-align:left;margin-left:136.7pt;margin-top:16.8pt;width:17.35pt;height:17.65pt;z-index:251662336;visibility:visible;mso-wrap-style:square;mso-width-percent:0;mso-height-percent:0;mso-wrap-distance-left:9pt;mso-wrap-distance-top:0;mso-wrap-distance-right:9pt;mso-wrap-distance-bottom:0;mso-position-horizontal:absolute;mso-position-horizontal-relative:text;mso-position-vertical:absolute;mso-position-vertical-relative:text;mso-width-percent:0;mso-height-percent:0;mso-width-relative:page;mso-height-relative:page;v-text-anchor:top" o:gfxdata="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">
+              <v:rect filled="f" w14:anchorId="61D29A86" id="Rectangle 32" o:spid="_x0000_s1040" style="position:absolute;left:0;text-align:left;margin-left:136.7pt;margin-top:16.8pt;width:17.35pt;height:17.65pt;z-index:251662336;visibility:visible;mso-wrap-style:square;mso-width-percent:0;mso-height-percent:0;mso-wrap-distance-left:9pt;mso-wrap-distance-top:0;mso-wrap-distance-right:9pt;mso-wrap-distance-bottom:0;mso-position-horizontal:absolute;mso-position-horizontal-relative:text;mso-position-vertical:absolute;mso-position-vertical-relative:text;mso-width-percent:0;mso-height-percent:0;mso-width-relative:page;mso-height-relative:page;v-text-anchor:top" o:gfxdata="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">
                 <v:textbox>
                   <w:txbxContent>
-                    <w:p/>
+                    <w:p>
+                      <w:pPr>
+                        <w:jc w:val="center"/>
+                        <w:spacing w:before="0" w:after="0"/>
+                      </w:pPr>
+                      <w:r>
+                        <w:rPr>
+                          <w:sz w:val="16"/>
+                          <w:szCs w:val="16"/>
+                        </w:rPr>
+                        <w:t>{{ mst_4_12 }}</w:t>
+                      </w:r>
+                    </w:p>
                   </w:txbxContent>
                 </v:textbox>
               </v:rect>
@@ -2677,9 +2963,7 @@
                         <a:prstGeom prst="rect">
                           <a:avLst/>
                         </a:prstGeom>
-                        <a:solidFill>
-                          <a:srgbClr val="FFFFFF"/>
-                        </a:solidFill>
+                        <a:noFill/>
                         <a:ln w="9525">
                           <a:solidFill>
                             <a:srgbClr val="000000"/>
@@ -2691,7 +2975,19 @@
                       </wps:spPr>
                       <wps:txbx>
                         <w:txbxContent>
-                          <w:p/>
+                          <w:p>
+                            <w:pPr>
+                              <w:jc w:val="center"/>
+                              <w:spacing w:before="0" w:after="0"/>
+                            </w:pPr>
+                            <w:r>
+                              <w:rPr>
+                                <w:sz w:val="16"/>
+                                <w:szCs w:val="16"/>
+                              </w:rPr>
+                              <w:t>{{ mst_2_0 }}</w:t>
+                            </w:r>
+                          </w:p>
                         </w:txbxContent>
                       </wps:txbx>
                       <wps:bodyPr>
@@ -2711,10 +3007,22 @@
           </mc:Choice>
           <mc:Fallback>
             <w:pict>
-              <v:rect w14:anchorId="677EE47D" id="Rectangle 27" o:spid="_x0000_s1041" style="position:absolute;left:0;text-align:left;margin-left:258.1pt;margin-top:16.8pt;width:17.35pt;height:17.65pt;z-index:251680768;visibility:visible;mso-wrap-style:square;mso-width-percent:0;mso-height-percent:0;mso-wrap-distance-left:9pt;mso-wrap-distance-top:0;mso-wrap-distance-right:9pt;mso-wrap-distance-bottom:0;mso-position-horizontal:absolute;mso-position-horizontal-relative:text;mso-position-vertical:absolute;mso-position-vertical-relative:text;mso-width-percent:0;mso-height-percent:0;mso-width-relative:page;mso-height-relative:page;v-text-anchor:top" o:gfxdata="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">
+              <v:rect filled="f" w14:anchorId="677EE47D" id="Rectangle 27" o:spid="_x0000_s1041" style="position:absolute;left:0;text-align:left;margin-left:258.1pt;margin-top:16.8pt;width:17.35pt;height:17.65pt;z-index:251680768;visibility:visible;mso-wrap-style:square;mso-width-percent:0;mso-height-percent:0;mso-wrap-distance-left:9pt;mso-wrap-distance-top:0;mso-wrap-distance-right:9pt;mso-wrap-distance-bottom:0;mso-position-horizontal:absolute;mso-position-horizontal-relative:text;mso-position-vertical:absolute;mso-position-vertical-relative:text;mso-width-percent:0;mso-height-percent:0;mso-width-relative:page;mso-height-relative:page;v-text-anchor:top" o:gfxdata="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">
                 <v:textbox>
                   <w:txbxContent>
-                    <w:p/>
+                    <w:p>
+                      <w:pPr>
+                        <w:jc w:val="center"/>
+                        <w:spacing w:before="0" w:after="0"/>
+                      </w:pPr>
+                      <w:r>
+                        <w:rPr>
+                          <w:sz w:val="16"/>
+                          <w:szCs w:val="16"/>
+                        </w:rPr>
+                        <w:t>{{ mst_5_0 }}</w:t>
+                      </w:r>
+                    </w:p>
                   </w:txbxContent>
                 </v:textbox>
               </v:rect>
@@ -2763,9 +3071,7 @@
                         <a:prstGeom prst="rect">
                           <a:avLst/>
                         </a:prstGeom>
-                        <a:solidFill>
-                          <a:srgbClr val="FFFFFF"/>
-                        </a:solidFill>
+                        <a:noFill/>
                         <a:ln w="9525">
                           <a:solidFill>
                             <a:srgbClr val="000000"/>
@@ -2777,7 +3083,19 @@
                       </wps:spPr>
                       <wps:txbx>
                         <w:txbxContent>
-                          <w:p/>
+                          <w:p>
+                            <w:pPr>
+                              <w:jc w:val="center"/>
+                              <w:spacing w:before="0" w:after="0"/>
+                            </w:pPr>
+                            <w:r>
+                              <w:rPr>
+                                <w:sz w:val="16"/>
+                                <w:szCs w:val="16"/>
+                              </w:rPr>
+                              <w:t>{{ mst_2_1 }}</w:t>
+                            </w:r>
+                          </w:p>
                         </w:txbxContent>
                       </wps:txbx>
                       <wps:bodyPr>
@@ -2797,10 +3115,22 @@
           </mc:Choice>
           <mc:Fallback>
             <w:pict>
-              <v:rect w14:anchorId="0A107923" id="Rectangle 26" o:spid="_x0000_s1042" style="position:absolute;left:0;text-align:left;margin-left:240.5pt;margin-top:16.8pt;width:17.35pt;height:17.65pt;z-index:251679744;visibility:visible;mso-wrap-style:square;mso-width-percent:0;mso-height-percent:0;mso-wrap-distance-left:9pt;mso-wrap-distance-top:0;mso-wrap-distance-right:9pt;mso-wrap-distance-bottom:0;mso-position-horizontal:absolute;mso-position-horizontal-relative:text;mso-position-vertical:absolute;mso-position-vertical-relative:text;mso-width-percent:0;mso-height-percent:0;mso-width-relative:page;mso-height-relative:page;v-text-anchor:top" o:gfxdata="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">
+              <v:rect filled="f" w14:anchorId="0A107923" id="Rectangle 26" o:spid="_x0000_s1042" style="position:absolute;left:0;text-align:left;margin-left:240.5pt;margin-top:16.8pt;width:17.35pt;height:17.65pt;z-index:251679744;visibility:visible;mso-wrap-style:square;mso-width-percent:0;mso-height-percent:0;mso-wrap-distance-left:9pt;mso-wrap-distance-top:0;mso-wrap-distance-right:9pt;mso-wrap-distance-bottom:0;mso-position-horizontal:absolute;mso-position-horizontal-relative:text;mso-position-vertical:absolute;mso-position-vertical-relative:text;mso-width-percent:0;mso-height-percent:0;mso-width-relative:page;mso-height-relative:page;v-text-anchor:top" o:gfxdata="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">
                 <v:textbox>
                   <w:txbxContent>
-                    <w:p/>
+                    <w:p>
+                      <w:pPr>
+                        <w:jc w:val="center"/>
+                        <w:spacing w:before="0" w:after="0"/>
+                      </w:pPr>
+                      <w:r>
+                        <w:rPr>
+                          <w:sz w:val="16"/>
+                          <w:szCs w:val="16"/>
+                        </w:rPr>
+                        <w:t>{{ mst_5_1 }}</w:t>
+                      </w:r>
+                    </w:p>
                   </w:txbxContent>
                 </v:textbox>
               </v:rect>
@@ -2849,9 +3179,7 @@
                         <a:prstGeom prst="rect">
                           <a:avLst/>
                         </a:prstGeom>
-                        <a:solidFill>
-                          <a:srgbClr val="FFFFFF"/>
-                        </a:solidFill>
+                        <a:noFill/>
                         <a:ln w="9525">
                           <a:solidFill>
                             <a:srgbClr val="000000"/>
@@ -2863,7 +3191,19 @@
                       </wps:spPr>
                       <wps:txbx>
                         <w:txbxContent>
-                          <w:p/>
+                          <w:p>
+                            <w:pPr>
+                              <w:jc w:val="center"/>
+                              <w:spacing w:before="0" w:after="0"/>
+                            </w:pPr>
+                            <w:r>
+                              <w:rPr>
+                                <w:sz w:val="16"/>
+                                <w:szCs w:val="16"/>
+                              </w:rPr>
+                              <w:t>{{ mst_2_2 }}</w:t>
+                            </w:r>
+                          </w:p>
                         </w:txbxContent>
                       </wps:txbx>
                       <wps:bodyPr>
@@ -2883,10 +3223,22 @@
           </mc:Choice>
           <mc:Fallback>
             <w:pict>
-              <v:rect w14:anchorId="3503F281" id="Rectangle 19" o:spid="_x0000_s1043" style="position:absolute;left:0;text-align:left;margin-left:362.45pt;margin-top:16.8pt;width:17.35pt;height:17.7pt;z-index:251687936;visibility:visible;mso-wrap-style:square;mso-width-percent:0;mso-height-percent:0;mso-wrap-distance-left:9pt;mso-wrap-distance-top:0;mso-wrap-distance-right:9pt;mso-wrap-distance-bottom:0;mso-position-horizontal:absolute;mso-position-horizontal-relative:text;mso-position-vertical:absolute;mso-position-vertical-relative:text;mso-width-percent:0;mso-height-percent:0;mso-width-relative:page;mso-height-relative:page;v-text-anchor:top" o:gfxdata="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">
+              <v:rect filled="f" w14:anchorId="3503F281" id="Rectangle 19" o:spid="_x0000_s1043" style="position:absolute;left:0;text-align:left;margin-left:362.45pt;margin-top:16.8pt;width:17.35pt;height:17.7pt;z-index:251687936;visibility:visible;mso-wrap-style:square;mso-width-percent:0;mso-height-percent:0;mso-wrap-distance-left:9pt;mso-wrap-distance-top:0;mso-wrap-distance-right:9pt;mso-wrap-distance-bottom:0;mso-position-horizontal:absolute;mso-position-horizontal-relative:text;mso-position-vertical:absolute;mso-position-vertical-relative:text;mso-width-percent:0;mso-height-percent:0;mso-width-relative:page;mso-height-relative:page;v-text-anchor:top" o:gfxdata="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">
                 <v:textbox>
                   <w:txbxContent>
-                    <w:p/>
+                    <w:p>
+                      <w:pPr>
+                        <w:jc w:val="center"/>
+                        <w:spacing w:before="0" w:after="0"/>
+                      </w:pPr>
+                      <w:r>
+                        <w:rPr>
+                          <w:sz w:val="16"/>
+                          <w:szCs w:val="16"/>
+                        </w:rPr>
+                        <w:t>{{ mst_5_2 }}</w:t>
+                      </w:r>
+                    </w:p>
                   </w:txbxContent>
                 </v:textbox>
               </v:rect>
@@ -2935,9 +3287,7 @@
                         <a:prstGeom prst="rect">
                           <a:avLst/>
                         </a:prstGeom>
-                        <a:solidFill>
-                          <a:srgbClr val="FFFFFF"/>
-                        </a:solidFill>
+                        <a:noFill/>
                         <a:ln w="9525">
                           <a:solidFill>
                             <a:srgbClr val="000000"/>
@@ -2949,7 +3299,19 @@
                       </wps:spPr>
                       <wps:txbx>
                         <w:txbxContent>
-                          <w:p/>
+                          <w:p>
+                            <w:pPr>
+                              <w:jc w:val="center"/>
+                              <w:spacing w:before="0" w:after="0"/>
+                            </w:pPr>
+                            <w:r>
+                              <w:rPr>
+                                <w:sz w:val="16"/>
+                                <w:szCs w:val="16"/>
+                              </w:rPr>
+                              <w:t>{{ mst_2_3 }}</w:t>
+                            </w:r>
+                          </w:p>
                         </w:txbxContent>
                       </wps:txbx>
                       <wps:bodyPr>
@@ -2969,10 +3331,22 @@
           </mc:Choice>
           <mc:Fallback>
             <w:pict>
-              <v:rect w14:anchorId="737B20F1" id="Rectangle 18" o:spid="_x0000_s1044" style="position:absolute;left:0;text-align:left;margin-left:345.1pt;margin-top:16.75pt;width:17.35pt;height:17.7pt;z-index:251686912;visibility:visible;mso-wrap-style:square;mso-width-percent:0;mso-height-percent:0;mso-wrap-distance-left:9pt;mso-wrap-distance-top:0;mso-wrap-distance-right:9pt;mso-wrap-distance-bottom:0;mso-position-horizontal:absolute;mso-position-horizontal-relative:text;mso-position-vertical:absolute;mso-position-vertical-relative:text;mso-width-percent:0;mso-height-percent:0;mso-width-relative:page;mso-height-relative:page;v-text-anchor:top" o:gfxdata="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">
+              <v:rect filled="f" w14:anchorId="737B20F1" id="Rectangle 18" o:spid="_x0000_s1044" style="position:absolute;left:0;text-align:left;margin-left:345.1pt;margin-top:16.75pt;width:17.35pt;height:17.7pt;z-index:251686912;visibility:visible;mso-wrap-style:square;mso-width-percent:0;mso-height-percent:0;mso-wrap-distance-left:9pt;mso-wrap-distance-top:0;mso-wrap-distance-right:9pt;mso-wrap-distance-bottom:0;mso-position-horizontal:absolute;mso-position-horizontal-relative:text;mso-position-vertical:absolute;mso-position-vertical-relative:text;mso-width-percent:0;mso-height-percent:0;mso-width-relative:page;mso-height-relative:page;v-text-anchor:top" o:gfxdata="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">
                 <v:textbox>
                   <w:txbxContent>
-                    <w:p/>
+                    <w:p>
+                      <w:pPr>
+                        <w:jc w:val="center"/>
+                        <w:spacing w:before="0" w:after="0"/>
+                      </w:pPr>
+                      <w:r>
+                        <w:rPr>
+                          <w:sz w:val="16"/>
+                          <w:szCs w:val="16"/>
+                        </w:rPr>
+                        <w:t>{{ mst_5_3 }}</w:t>
+                      </w:r>
+                    </w:p>
                   </w:txbxContent>
                 </v:textbox>
               </v:rect>
@@ -3021,9 +3395,7 @@
                         <a:prstGeom prst="rect">
                           <a:avLst/>
                         </a:prstGeom>
-                        <a:solidFill>
-                          <a:srgbClr val="FFFFFF"/>
-                        </a:solidFill>
+                        <a:noFill/>
                         <a:ln w="9525">
                           <a:solidFill>
                             <a:srgbClr val="000000"/>
@@ -3035,7 +3407,19 @@
                       </wps:spPr>
                       <wps:txbx>
                         <w:txbxContent>
-                          <w:p/>
+                          <w:p>
+                            <w:pPr>
+                              <w:jc w:val="center"/>
+                              <w:spacing w:before="0" w:after="0"/>
+                            </w:pPr>
+                            <w:r>
+                              <w:rPr>
+                                <w:sz w:val="16"/>
+                                <w:szCs w:val="16"/>
+                              </w:rPr>
+                              <w:t>{{ mst_2_4 }}</w:t>
+                            </w:r>
+                          </w:p>
                         </w:txbxContent>
                       </wps:txbx>
                       <wps:bodyPr>
@@ -3055,10 +3439,22 @@
           </mc:Choice>
           <mc:Fallback>
             <w:pict>
-              <v:rect w14:anchorId="55ABB4D6" id="Rectangle 17" o:spid="_x0000_s1045" style="position:absolute;left:0;text-align:left;margin-left:327.75pt;margin-top:16.75pt;width:17.35pt;height:17.7pt;z-index:251685888;visibility:visible;mso-wrap-style:square;mso-width-percent:0;mso-height-percent:0;mso-wrap-distance-left:9pt;mso-wrap-distance-top:0;mso-wrap-distance-right:9pt;mso-wrap-distance-bottom:0;mso-position-horizontal:absolute;mso-position-horizontal-relative:text;mso-position-vertical:absolute;mso-position-vertical-relative:text;mso-width-percent:0;mso-height-percent:0;mso-width-relative:page;mso-height-relative:page;v-text-anchor:top" o:gfxdata="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">
+              <v:rect filled="f" w14:anchorId="55ABB4D6" id="Rectangle 17" o:spid="_x0000_s1045" style="position:absolute;left:0;text-align:left;margin-left:327.75pt;margin-top:16.75pt;width:17.35pt;height:17.7pt;z-index:251685888;visibility:visible;mso-wrap-style:square;mso-width-percent:0;mso-height-percent:0;mso-wrap-distance-left:9pt;mso-wrap-distance-top:0;mso-wrap-distance-right:9pt;mso-wrap-distance-bottom:0;mso-position-horizontal:absolute;mso-position-horizontal-relative:text;mso-position-vertical:absolute;mso-position-vertical-relative:text;mso-width-percent:0;mso-height-percent:0;mso-width-relative:page;mso-height-relative:page;v-text-anchor:top" o:gfxdata="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">
                 <v:textbox>
                   <w:txbxContent>
-                    <w:p/>
+                    <w:p>
+                      <w:pPr>
+                        <w:jc w:val="center"/>
+                        <w:spacing w:before="0" w:after="0"/>
+                      </w:pPr>
+                      <w:r>
+                        <w:rPr>
+                          <w:sz w:val="16"/>
+                          <w:szCs w:val="16"/>
+                        </w:rPr>
+                        <w:t>{{ mst_5_4 }}</w:t>
+                      </w:r>
+                    </w:p>
                   </w:txbxContent>
                 </v:textbox>
               </v:rect>
@@ -3107,9 +3503,7 @@
                         <a:prstGeom prst="rect">
                           <a:avLst/>
                         </a:prstGeom>
-                        <a:solidFill>
-                          <a:srgbClr val="FFFFFF"/>
-                        </a:solidFill>
+                        <a:noFill/>
                         <a:ln w="9525">
                           <a:solidFill>
                             <a:srgbClr val="000000"/>
@@ -3121,7 +3515,19 @@
                       </wps:spPr>
                       <wps:txbx>
                         <w:txbxContent>
-                          <w:p/>
+                          <w:p>
+                            <w:pPr>
+                              <w:jc w:val="center"/>
+                              <w:spacing w:before="0" w:after="0"/>
+                            </w:pPr>
+                            <w:r>
+                              <w:rPr>
+                                <w:sz w:val="16"/>
+                                <w:szCs w:val="16"/>
+                              </w:rPr>
+                              <w:t>{{ mst_2_5 }}</w:t>
+                            </w:r>
+                          </w:p>
                         </w:txbxContent>
                       </wps:txbx>
                       <wps:bodyPr>
@@ -3141,10 +3547,22 @@
           </mc:Choice>
           <mc:Fallback>
             <w:pict>
-              <v:rect w14:anchorId="3745562D" id="Rectangle 16" o:spid="_x0000_s1046" style="position:absolute;left:0;text-align:left;margin-left:293.05pt;margin-top:16.75pt;width:17.35pt;height:17.7pt;z-index:251682816;visibility:visible;mso-wrap-style:square;mso-width-percent:0;mso-height-percent:0;mso-wrap-distance-left:9pt;mso-wrap-distance-top:0;mso-wrap-distance-right:9pt;mso-wrap-distance-bottom:0;mso-position-horizontal:absolute;mso-position-horizontal-relative:text;mso-position-vertical:absolute;mso-position-vertical-relative:text;mso-width-percent:0;mso-height-percent:0;mso-width-relative:page;mso-height-relative:page;v-text-anchor:top" o:gfxdata="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">
+              <v:rect filled="f" w14:anchorId="3745562D" id="Rectangle 16" o:spid="_x0000_s1046" style="position:absolute;left:0;text-align:left;margin-left:293.05pt;margin-top:16.75pt;width:17.35pt;height:17.7pt;z-index:251682816;visibility:visible;mso-wrap-style:square;mso-width-percent:0;mso-height-percent:0;mso-wrap-distance-left:9pt;mso-wrap-distance-top:0;mso-wrap-distance-right:9pt;mso-wrap-distance-bottom:0;mso-position-horizontal:absolute;mso-position-horizontal-relative:text;mso-position-vertical:absolute;mso-position-vertical-relative:text;mso-width-percent:0;mso-height-percent:0;mso-width-relative:page;mso-height-relative:page;v-text-anchor:top" o:gfxdata="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">
                 <v:textbox>
                   <w:txbxContent>
-                    <w:p/>
+                    <w:p>
+                      <w:pPr>
+                        <w:jc w:val="center"/>
+                        <w:spacing w:before="0" w:after="0"/>
+                      </w:pPr>
+                      <w:r>
+                        <w:rPr>
+                          <w:sz w:val="16"/>
+                          <w:szCs w:val="16"/>
+                        </w:rPr>
+                        <w:t>{{ mst_5_5 }}</w:t>
+                      </w:r>
+                    </w:p>
                   </w:txbxContent>
                 </v:textbox>
               </v:rect>
@@ -3193,9 +3611,7 @@
                         <a:prstGeom prst="rect">
                           <a:avLst/>
                         </a:prstGeom>
-                        <a:solidFill>
-                          <a:srgbClr val="FFFFFF"/>
-                        </a:solidFill>
+                        <a:noFill/>
                         <a:ln w="9525">
                           <a:solidFill>
                             <a:srgbClr val="000000"/>
@@ -3207,7 +3623,19 @@
                       </wps:spPr>
                       <wps:txbx>
                         <w:txbxContent>
-                          <w:p/>
+                          <w:p>
+                            <w:pPr>
+                              <w:jc w:val="center"/>
+                              <w:spacing w:before="0" w:after="0"/>
+                            </w:pPr>
+                            <w:r>
+                              <w:rPr>
+                                <w:sz w:val="16"/>
+                                <w:szCs w:val="16"/>
+                              </w:rPr>
+                              <w:t>{{ mst_2_6 }}</w:t>
+                            </w:r>
+                          </w:p>
                         </w:txbxContent>
                       </wps:txbx>
                       <wps:bodyPr>
@@ -3227,10 +3655,22 @@
           </mc:Choice>
           <mc:Fallback>
             <w:pict>
-              <v:rect w14:anchorId="7A07CD6B" id="Rectangle 15" o:spid="_x0000_s1047" style="position:absolute;left:0;text-align:left;margin-left:275.45pt;margin-top:16.75pt;width:17.35pt;height:17.7pt;z-index:251681792;visibility:visible;mso-wrap-style:square;mso-width-percent:0;mso-height-percent:0;mso-wrap-distance-left:9pt;mso-wrap-distance-top:0;mso-wrap-distance-right:9pt;mso-wrap-distance-bottom:0;mso-position-horizontal:absolute;mso-position-horizontal-relative:text;mso-position-vertical:absolute;mso-position-vertical-relative:text;mso-width-percent:0;mso-height-percent:0;mso-width-relative:page;mso-height-relative:page;v-text-anchor:top" o:gfxdata="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">
+              <v:rect filled="f" w14:anchorId="7A07CD6B" id="Rectangle 15" o:spid="_x0000_s1047" style="position:absolute;left:0;text-align:left;margin-left:275.45pt;margin-top:16.75pt;width:17.35pt;height:17.7pt;z-index:251681792;visibility:visible;mso-wrap-style:square;mso-width-percent:0;mso-height-percent:0;mso-wrap-distance-left:9pt;mso-wrap-distance-top:0;mso-wrap-distance-right:9pt;mso-wrap-distance-bottom:0;mso-position-horizontal:absolute;mso-position-horizontal-relative:text;mso-position-vertical:absolute;mso-position-vertical-relative:text;mso-width-percent:0;mso-height-percent:0;mso-width-relative:page;mso-height-relative:page;v-text-anchor:top" o:gfxdata="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">
                 <v:textbox>
                   <w:txbxContent>
-                    <w:p/>
+                    <w:p>
+                      <w:pPr>
+                        <w:jc w:val="center"/>
+                        <w:spacing w:before="0" w:after="0"/>
+                      </w:pPr>
+                      <w:r>
+                        <w:rPr>
+                          <w:sz w:val="16"/>
+                          <w:szCs w:val="16"/>
+                        </w:rPr>
+                        <w:t>{{ mst_5_6 }}</w:t>
+                      </w:r>
+                    </w:p>
                   </w:txbxContent>
                 </v:textbox>
               </v:rect>
@@ -3279,9 +3719,7 @@
                         <a:prstGeom prst="rect">
                           <a:avLst/>
                         </a:prstGeom>
-                        <a:solidFill>
-                          <a:srgbClr val="FFFFFF"/>
-                        </a:solidFill>
+                        <a:noFill/>
                         <a:ln w="9525">
                           <a:solidFill>
                             <a:srgbClr val="000000"/>
@@ -3293,7 +3731,19 @@
                       </wps:spPr>
                       <wps:txbx>
                         <w:txbxContent>
-                          <w:p/>
+                          <w:p>
+                            <w:pPr>
+                              <w:jc w:val="center"/>
+                              <w:spacing w:before="0" w:after="0"/>
+                            </w:pPr>
+                            <w:r>
+                              <w:rPr>
+                                <w:sz w:val="16"/>
+                                <w:szCs w:val="16"/>
+                              </w:rPr>
+                              <w:t>{{ mst_2_7 }}</w:t>
+                            </w:r>
+                          </w:p>
                         </w:txbxContent>
                       </wps:txbx>
                       <wps:bodyPr>
@@ -3313,10 +3763,22 @@
           </mc:Choice>
           <mc:Fallback>
             <w:pict>
-              <v:rect w14:anchorId="1860703E" id="Rectangle 14" o:spid="_x0000_s1048" style="position:absolute;left:0;text-align:left;margin-left:171.5pt;margin-top:16.75pt;width:17.35pt;height:17.7pt;z-index:251677696;visibility:visible;mso-wrap-style:square;mso-width-percent:0;mso-height-percent:0;mso-wrap-distance-left:9pt;mso-wrap-distance-top:0;mso-wrap-distance-right:9pt;mso-wrap-distance-bottom:0;mso-position-horizontal:absolute;mso-position-horizontal-relative:text;mso-position-vertical:absolute;mso-position-vertical-relative:text;mso-width-percent:0;mso-height-percent:0;mso-width-relative:page;mso-height-relative:page;v-text-anchor:top" o:gfxdata="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">
+              <v:rect filled="f" w14:anchorId="1860703E" id="Rectangle 14" o:spid="_x0000_s1048" style="position:absolute;left:0;text-align:left;margin-left:171.5pt;margin-top:16.75pt;width:17.35pt;height:17.7pt;z-index:251677696;visibility:visible;mso-wrap-style:square;mso-width-percent:0;mso-height-percent:0;mso-wrap-distance-left:9pt;mso-wrap-distance-top:0;mso-wrap-distance-right:9pt;mso-wrap-distance-bottom:0;mso-position-horizontal:absolute;mso-position-horizontal-relative:text;mso-position-vertical:absolute;mso-position-vertical-relative:text;mso-width-percent:0;mso-height-percent:0;mso-width-relative:page;mso-height-relative:page;v-text-anchor:top" o:gfxdata="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">
                 <v:textbox>
                   <w:txbxContent>
-                    <w:p/>
+                    <w:p>
+                      <w:pPr>
+                        <w:jc w:val="center"/>
+                        <w:spacing w:before="0" w:after="0"/>
+                      </w:pPr>
+                      <w:r>
+                        <w:rPr>
+                          <w:sz w:val="16"/>
+                          <w:szCs w:val="16"/>
+                        </w:rPr>
+                        <w:t>{{ mst_5_7 }}</w:t>
+                      </w:r>
+                    </w:p>
                   </w:txbxContent>
                 </v:textbox>
               </v:rect>
@@ -3365,9 +3827,7 @@
                         <a:prstGeom prst="rect">
                           <a:avLst/>
                         </a:prstGeom>
-                        <a:solidFill>
-                          <a:srgbClr val="FFFFFF"/>
-                        </a:solidFill>
+                        <a:noFill/>
                         <a:ln w="9525">
                           <a:solidFill>
                             <a:srgbClr val="000000"/>
@@ -3379,7 +3839,19 @@
                       </wps:spPr>
                       <wps:txbx>
                         <w:txbxContent>
-                          <w:p/>
+                          <w:p>
+                            <w:pPr>
+                              <w:jc w:val="center"/>
+                              <w:spacing w:before="0" w:after="0"/>
+                            </w:pPr>
+                            <w:r>
+                              <w:rPr>
+                                <w:sz w:val="16"/>
+                                <w:szCs w:val="16"/>
+                              </w:rPr>
+                              <w:t>{{ mst_2_8 }}</w:t>
+                            </w:r>
+                          </w:p>
                         </w:txbxContent>
                       </wps:txbx>
                       <wps:bodyPr>
@@ -3399,10 +3871,22 @@
           </mc:Choice>
           <mc:Fallback>
             <w:pict>
-              <v:rect w14:anchorId="46BEC36E" id="Rectangle 12" o:spid="_x0000_s1049" style="position:absolute;left:0;text-align:left;margin-left:189.1pt;margin-top:16.75pt;width:17.35pt;height:17.7pt;z-index:251678720;visibility:visible;mso-wrap-style:square;mso-width-percent:0;mso-height-percent:0;mso-wrap-distance-left:9pt;mso-wrap-distance-top:0;mso-wrap-distance-right:9pt;mso-wrap-distance-bottom:0;mso-position-horizontal:absolute;mso-position-horizontal-relative:text;mso-position-vertical:absolute;mso-position-vertical-relative:text;mso-width-percent:0;mso-height-percent:0;mso-width-relative:page;mso-height-relative:page;v-text-anchor:top" o:gfxdata="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">
+              <v:rect filled="f" w14:anchorId="46BEC36E" id="Rectangle 12" o:spid="_x0000_s1049" style="position:absolute;left:0;text-align:left;margin-left:189.1pt;margin-top:16.75pt;width:17.35pt;height:17.7pt;z-index:251678720;visibility:visible;mso-wrap-style:square;mso-width-percent:0;mso-height-percent:0;mso-wrap-distance-left:9pt;mso-wrap-distance-top:0;mso-wrap-distance-right:9pt;mso-wrap-distance-bottom:0;mso-position-horizontal:absolute;mso-position-horizontal-relative:text;mso-position-vertical:absolute;mso-position-vertical-relative:text;mso-width-percent:0;mso-height-percent:0;mso-width-relative:page;mso-height-relative:page;v-text-anchor:top" o:gfxdata="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">
                 <v:textbox>
                   <w:txbxContent>
-                    <w:p/>
+                    <w:p>
+                      <w:pPr>
+                        <w:jc w:val="center"/>
+                        <w:spacing w:before="0" w:after="0"/>
+                      </w:pPr>
+                      <w:r>
+                        <w:rPr>
+                          <w:sz w:val="16"/>
+                          <w:szCs w:val="16"/>
+                        </w:rPr>
+                        <w:t>{{ mst_5_8 }}</w:t>
+                      </w:r>
+                    </w:p>
                   </w:txbxContent>
                 </v:textbox>
               </v:rect>
@@ -3451,9 +3935,7 @@
                         <a:prstGeom prst="rect">
                           <a:avLst/>
                         </a:prstGeom>
-                        <a:solidFill>
-                          <a:srgbClr val="FFFFFF"/>
-                        </a:solidFill>
+                        <a:noFill/>
                         <a:ln w="9525">
                           <a:solidFill>
                             <a:srgbClr val="000000"/>
@@ -3465,7 +3947,19 @@
                       </wps:spPr>
                       <wps:txbx>
                         <w:txbxContent>
-                          <w:p/>
+                          <w:p>
+                            <w:pPr>
+                              <w:jc w:val="center"/>
+                              <w:spacing w:before="0" w:after="0"/>
+                            </w:pPr>
+                            <w:r>
+                              <w:rPr>
+                                <w:sz w:val="16"/>
+                                <w:szCs w:val="16"/>
+                              </w:rPr>
+                              <w:t>{{ mst_2_9 }}</w:t>
+                            </w:r>
+                          </w:p>
                         </w:txbxContent>
                       </wps:txbx>
                       <wps:bodyPr>
@@ -3485,10 +3979,22 @@
           </mc:Choice>
           <mc:Fallback>
             <w:pict>
-              <v:rect w14:anchorId="1F5C22B0" id="Rectangle 11" o:spid="_x0000_s1050" style="position:absolute;left:0;text-align:left;margin-left:223.6pt;margin-top:16.75pt;width:17.35pt;height:17.7pt;z-index:251684864;visibility:visible;mso-wrap-style:square;mso-width-percent:0;mso-height-percent:0;mso-wrap-distance-left:9pt;mso-wrap-distance-top:0;mso-wrap-distance-right:9pt;mso-wrap-distance-bottom:0;mso-position-horizontal:absolute;mso-position-horizontal-relative:text;mso-position-vertical:absolute;mso-position-vertical-relative:text;mso-width-percent:0;mso-height-percent:0;mso-width-relative:page;mso-height-relative:page;v-text-anchor:top" o:gfxdata="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">
+              <v:rect filled="f" w14:anchorId="1F5C22B0" id="Rectangle 11" o:spid="_x0000_s1050" style="position:absolute;left:0;text-align:left;margin-left:223.6pt;margin-top:16.75pt;width:17.35pt;height:17.7pt;z-index:251684864;visibility:visible;mso-wrap-style:square;mso-width-percent:0;mso-height-percent:0;mso-wrap-distance-left:9pt;mso-wrap-distance-top:0;mso-wrap-distance-right:9pt;mso-wrap-distance-bottom:0;mso-position-horizontal:absolute;mso-position-horizontal-relative:text;mso-position-vertical:absolute;mso-position-vertical-relative:text;mso-width-percent:0;mso-height-percent:0;mso-width-relative:page;mso-height-relative:page;v-text-anchor:top" o:gfxdata="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">
                 <v:textbox>
                   <w:txbxContent>
-                    <w:p/>
+                    <w:p>
+                      <w:pPr>
+                        <w:jc w:val="center"/>
+                        <w:spacing w:before="0" w:after="0"/>
+                      </w:pPr>
+                      <w:r>
+                        <w:rPr>
+                          <w:sz w:val="16"/>
+                          <w:szCs w:val="16"/>
+                        </w:rPr>
+                        <w:t>{{ mst_5_9 }}</w:t>
+                      </w:r>
+                    </w:p>
                   </w:txbxContent>
                 </v:textbox>
               </v:rect>
@@ -3537,9 +4043,7 @@
                         <a:prstGeom prst="rect">
                           <a:avLst/>
                         </a:prstGeom>
-                        <a:solidFill>
-                          <a:srgbClr val="FFFFFF"/>
-                        </a:solidFill>
+                        <a:noFill/>
                         <a:ln w="9525">
                           <a:solidFill>
                             <a:srgbClr val="000000"/>
@@ -3551,7 +4055,19 @@
                       </wps:spPr>
                       <wps:txbx>
                         <w:txbxContent>
-                          <w:p/>
+                          <w:p>
+                            <w:pPr>
+                              <w:jc w:val="center"/>
+                              <w:spacing w:before="0" w:after="0"/>
+                            </w:pPr>
+                            <w:r>
+                              <w:rPr>
+                                <w:sz w:val="16"/>
+                                <w:szCs w:val="16"/>
+                              </w:rPr>
+                              <w:t>{{ mst_2_10 }}</w:t>
+                            </w:r>
+                          </w:p>
                         </w:txbxContent>
                       </wps:txbx>
                       <wps:bodyPr>
@@ -3571,10 +4087,22 @@
           </mc:Choice>
           <mc:Fallback>
             <w:pict>
-              <v:rect w14:anchorId="2CAB779B" id="Rectangle 10" o:spid="_x0000_s1051" style="position:absolute;left:0;text-align:left;margin-left:206pt;margin-top:16.75pt;width:17.35pt;height:17.7pt;z-index:251683840;visibility:visible;mso-wrap-style:square;mso-width-percent:0;mso-height-percent:0;mso-wrap-distance-left:9pt;mso-wrap-distance-top:0;mso-wrap-distance-right:9pt;mso-wrap-distance-bottom:0;mso-position-horizontal:absolute;mso-position-horizontal-relative:text;mso-position-vertical:absolute;mso-position-vertical-relative:text;mso-width-percent:0;mso-height-percent:0;mso-width-relative:page;mso-height-relative:page;v-text-anchor:top" o:gfxdata="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">
+              <v:rect filled="f" w14:anchorId="2CAB779B" id="Rectangle 10" o:spid="_x0000_s1051" style="position:absolute;left:0;text-align:left;margin-left:206pt;margin-top:16.75pt;width:17.35pt;height:17.7pt;z-index:251683840;visibility:visible;mso-wrap-style:square;mso-width-percent:0;mso-height-percent:0;mso-wrap-distance-left:9pt;mso-wrap-distance-top:0;mso-wrap-distance-right:9pt;mso-wrap-distance-bottom:0;mso-position-horizontal:absolute;mso-position-horizontal-relative:text;mso-position-vertical:absolute;mso-position-vertical-relative:text;mso-width-percent:0;mso-height-percent:0;mso-width-relative:page;mso-height-relative:page;v-text-anchor:top" o:gfxdata="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">
                 <v:textbox>
                   <w:txbxContent>
-                    <w:p/>
+                    <w:p>
+                      <w:pPr>
+                        <w:jc w:val="center"/>
+                        <w:spacing w:before="0" w:after="0"/>
+                      </w:pPr>
+                      <w:r>
+                        <w:rPr>
+                          <w:sz w:val="16"/>
+                          <w:szCs w:val="16"/>
+                        </w:rPr>
+                        <w:t>{{ mst_5_10 }}</w:t>
+                      </w:r>
+                    </w:p>
                   </w:txbxContent>
                 </v:textbox>
               </v:rect>
@@ -3623,9 +4151,7 @@
                         <a:prstGeom prst="rect">
                           <a:avLst/>
                         </a:prstGeom>
-                        <a:solidFill>
-                          <a:srgbClr val="FFFFFF"/>
-                        </a:solidFill>
+                        <a:noFill/>
                         <a:ln w="9525">
                           <a:solidFill>
                             <a:srgbClr val="000000"/>
@@ -3637,7 +4163,19 @@
                       </wps:spPr>
                       <wps:txbx>
                         <w:txbxContent>
-                          <w:p/>
+                          <w:p>
+                            <w:pPr>
+                              <w:jc w:val="center"/>
+                              <w:spacing w:before="0" w:after="0"/>
+                            </w:pPr>
+                            <w:r>
+                              <w:rPr>
+                                <w:sz w:val="16"/>
+                                <w:szCs w:val="16"/>
+                              </w:rPr>
+                              <w:t>{{ mst_2_11 }}</w:t>
+                            </w:r>
+                          </w:p>
                         </w:txbxContent>
                       </wps:txbx>
                       <wps:bodyPr>
@@ -3657,10 +4195,22 @@
           </mc:Choice>
           <mc:Fallback>
             <w:pict>
-              <v:rect w14:anchorId="49183B97" id="Rectangle 9" o:spid="_x0000_s1052" style="position:absolute;left:0;text-align:left;margin-left:154.3pt;margin-top:16.8pt;width:17.35pt;height:17.65pt;z-index:251676672;visibility:visible;mso-wrap-style:square;mso-width-percent:0;mso-height-percent:0;mso-wrap-distance-left:9pt;mso-wrap-distance-top:0;mso-wrap-distance-right:9pt;mso-wrap-distance-bottom:0;mso-position-horizontal:absolute;mso-position-horizontal-relative:text;mso-position-vertical:absolute;mso-position-vertical-relative:text;mso-width-percent:0;mso-height-percent:0;mso-width-relative:page;mso-height-relative:page;v-text-anchor:top" o:gfxdata="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">
+              <v:rect filled="f" w14:anchorId="49183B97" id="Rectangle 9" o:spid="_x0000_s1052" style="position:absolute;left:0;text-align:left;margin-left:154.3pt;margin-top:16.8pt;width:17.35pt;height:17.65pt;z-index:251676672;visibility:visible;mso-wrap-style:square;mso-width-percent:0;mso-height-percent:0;mso-wrap-distance-left:9pt;mso-wrap-distance-top:0;mso-wrap-distance-right:9pt;mso-wrap-distance-bottom:0;mso-position-horizontal:absolute;mso-position-horizontal-relative:text;mso-position-vertical:absolute;mso-position-vertical-relative:text;mso-width-percent:0;mso-height-percent:0;mso-width-relative:page;mso-height-relative:page;v-text-anchor:top" o:gfxdata="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">
                 <v:textbox>
                   <w:txbxContent>
-                    <w:p/>
+                    <w:p>
+                      <w:pPr>
+                        <w:jc w:val="center"/>
+                        <w:spacing w:before="0" w:after="0"/>
+                      </w:pPr>
+                      <w:r>
+                        <w:rPr>
+                          <w:sz w:val="16"/>
+                          <w:szCs w:val="16"/>
+                        </w:rPr>
+                        <w:t>{{ mst_5_11 }}</w:t>
+                      </w:r>
+                    </w:p>
                   </w:txbxContent>
                 </v:textbox>
               </v:rect>
@@ -3709,9 +4259,7 @@
                         <a:prstGeom prst="rect">
                           <a:avLst/>
                         </a:prstGeom>
-                        <a:solidFill>
-                          <a:srgbClr val="FFFFFF"/>
-                        </a:solidFill>
+                        <a:noFill/>
                         <a:ln w="9525">
                           <a:solidFill>
                             <a:srgbClr val="000000"/>
@@ -3723,7 +4271,19 @@
                       </wps:spPr>
                       <wps:txbx>
                         <w:txbxContent>
-                          <w:p/>
+                          <w:p>
+                            <w:pPr>
+                              <w:jc w:val="center"/>
+                              <w:spacing w:before="0" w:after="0"/>
+                            </w:pPr>
+                            <w:r>
+                              <w:rPr>
+                                <w:sz w:val="16"/>
+                                <w:szCs w:val="16"/>
+                              </w:rPr>
+                              <w:t>{{ mst_2_12 }}</w:t>
+                            </w:r>
+                          </w:p>
                         </w:txbxContent>
                       </wps:txbx>
                       <wps:bodyPr>
@@ -3743,10 +4303,22 @@
           </mc:Choice>
           <mc:Fallback>
             <w:pict>
-              <v:rect w14:anchorId="41B2F83B" id="Rectangle 8" o:spid="_x0000_s1053" style="position:absolute;left:0;text-align:left;margin-left:136.7pt;margin-top:16.8pt;width:17.35pt;height:17.65pt;z-index:251675648;visibility:visible;mso-wrap-style:square;mso-width-percent:0;mso-height-percent:0;mso-wrap-distance-left:9pt;mso-wrap-distance-top:0;mso-wrap-distance-right:9pt;mso-wrap-distance-bottom:0;mso-position-horizontal:absolute;mso-position-horizontal-relative:text;mso-position-vertical:absolute;mso-position-vertical-relative:text;mso-width-percent:0;mso-height-percent:0;mso-width-relative:page;mso-height-relative:page;v-text-anchor:top" o:gfxdata="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">
+              <v:rect filled="f" w14:anchorId="41B2F83B" id="Rectangle 8" o:spid="_x0000_s1053" style="position:absolute;left:0;text-align:left;margin-left:136.7pt;margin-top:16.8pt;width:17.35pt;height:17.65pt;z-index:251675648;visibility:visible;mso-wrap-style:square;mso-width-percent:0;mso-height-percent:0;mso-wrap-distance-left:9pt;mso-wrap-distance-top:0;mso-wrap-distance-right:9pt;mso-wrap-distance-bottom:0;mso-position-horizontal:absolute;mso-position-horizontal-relative:text;mso-position-vertical:absolute;mso-position-vertical-relative:text;mso-width-percent:0;mso-height-percent:0;mso-width-relative:page;mso-height-relative:page;v-text-anchor:top" o:gfxdata="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">
                 <v:textbox>
                   <w:txbxContent>
-                    <w:p/>
+                    <w:p>
+                      <w:pPr>
+                        <w:jc w:val="center"/>
+                        <w:spacing w:before="0" w:after="0"/>
+                      </w:pPr>
+                      <w:r>
+                        <w:rPr>
+                          <w:sz w:val="16"/>
+                          <w:szCs w:val="16"/>
+                        </w:rPr>
+                        <w:t>{{ mst_5_12 }}</w:t>
+                      </w:r>
+                    </w:p>
                   </w:txbxContent>
                 </v:textbox>
               </v:rect>
@@ -6891,9 +7463,7 @@
                         <a:prstGeom prst="rect">
                           <a:avLst/>
                         </a:prstGeom>
-                        <a:solidFill>
-                          <a:srgbClr val="FFFFFF"/>
-                        </a:solidFill>
+                        <a:noFill/>
                         <a:ln w="9525">
                           <a:solidFill>
                             <a:srgbClr val="000000"/>
@@ -6905,7 +7475,19 @@
                       </wps:spPr>
                       <wps:txbx>
                         <w:txbxContent>
-                          <w:p/>
+                          <w:p>
+                            <w:pPr>
+                              <w:jc w:val="center"/>
+                              <w:spacing w:before="0" w:after="0"/>
+                            </w:pPr>
+                            <w:r>
+                              <w:rPr>
+                                <w:sz w:val="16"/>
+                                <w:szCs w:val="16"/>
+                              </w:rPr>
+                              <w:t>{{ mst_3_0 }}</w:t>
+                            </w:r>
+                          </w:p>
                         </w:txbxContent>
                       </wps:txbx>
                       <wps:bodyPr>
@@ -6925,10 +7507,22 @@
           </mc:Choice>
           <mc:Fallback>
             <w:pict>
-              <v:rect w14:anchorId="048EEC9B" id="Rectangle 30" o:spid="_x0000_s1057" style="position:absolute;left:0;text-align:left;margin-left:258.1pt;margin-top:16.8pt;width:17.35pt;height:17.65pt;z-index:251697152;visibility:visible;mso-wrap-style:square;mso-width-percent:0;mso-height-percent:0;mso-wrap-distance-left:9pt;mso-wrap-distance-top:0;mso-wrap-distance-right:9pt;mso-wrap-distance-bottom:0;mso-position-horizontal:absolute;mso-position-horizontal-relative:text;mso-position-vertical:absolute;mso-position-vertical-relative:text;mso-width-percent:0;mso-height-percent:0;mso-width-relative:page;mso-height-relative:page;v-text-anchor:top" o:gfxdata="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">
+              <v:rect filled="f" w14:anchorId="048EEC9B" id="Rectangle 30" o:spid="_x0000_s1057" style="position:absolute;left:0;text-align:left;margin-left:258.1pt;margin-top:16.8pt;width:17.35pt;height:17.65pt;z-index:251697152;visibility:visible;mso-wrap-style:square;mso-width-percent:0;mso-height-percent:0;mso-wrap-distance-left:9pt;mso-wrap-distance-top:0;mso-wrap-distance-right:9pt;mso-wrap-distance-bottom:0;mso-position-horizontal:absolute;mso-position-horizontal-relative:text;mso-position-vertical:absolute;mso-position-vertical-relative:text;mso-width-percent:0;mso-height-percent:0;mso-width-relative:page;mso-height-relative:page;v-text-anchor:top" o:gfxdata="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">
                 <v:textbox>
                   <w:txbxContent>
-                    <w:p/>
+                    <w:p>
+                      <w:pPr>
+                        <w:jc w:val="center"/>
+                        <w:spacing w:before="0" w:after="0"/>
+                      </w:pPr>
+                      <w:r>
+                        <w:rPr>
+                          <w:sz w:val="16"/>
+                          <w:szCs w:val="16"/>
+                        </w:rPr>
+                        <w:t>{{ mst_6_0 }}</w:t>
+                      </w:r>
+                    </w:p>
                   </w:txbxContent>
                 </v:textbox>
               </v:rect>
@@ -6977,9 +7571,7 @@
                         <a:prstGeom prst="rect">
                           <a:avLst/>
                         </a:prstGeom>
-                        <a:solidFill>
-                          <a:srgbClr val="FFFFFF"/>
-                        </a:solidFill>
+                        <a:noFill/>
                         <a:ln w="9525">
                           <a:solidFill>
                             <a:srgbClr val="000000"/>
@@ -6991,7 +7583,19 @@
                       </wps:spPr>
                       <wps:txbx>
                         <w:txbxContent>
-                          <w:p/>
+                          <w:p>
+                            <w:pPr>
+                              <w:jc w:val="center"/>
+                              <w:spacing w:before="0" w:after="0"/>
+                            </w:pPr>
+                            <w:r>
+                              <w:rPr>
+                                <w:sz w:val="16"/>
+                                <w:szCs w:val="16"/>
+                              </w:rPr>
+                              <w:t>{{ mst_3_1 }}</w:t>
+                            </w:r>
+                          </w:p>
                         </w:txbxContent>
                       </wps:txbx>
                       <wps:bodyPr>
@@ -7011,10 +7615,22 @@
           </mc:Choice>
           <mc:Fallback>
             <w:pict>
-              <v:rect w14:anchorId="7A17BAA4" id="Rectangle 31" o:spid="_x0000_s1058" style="position:absolute;left:0;text-align:left;margin-left:240.5pt;margin-top:16.8pt;width:17.35pt;height:17.65pt;z-index:251696128;visibility:visible;mso-wrap-style:square;mso-width-percent:0;mso-height-percent:0;mso-wrap-distance-left:9pt;mso-wrap-distance-top:0;mso-wrap-distance-right:9pt;mso-wrap-distance-bottom:0;mso-position-horizontal:absolute;mso-position-horizontal-relative:text;mso-position-vertical:absolute;mso-position-vertical-relative:text;mso-width-percent:0;mso-height-percent:0;mso-width-relative:page;mso-height-relative:page;v-text-anchor:top" o:gfxdata="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">
+              <v:rect filled="f" w14:anchorId="7A17BAA4" id="Rectangle 31" o:spid="_x0000_s1058" style="position:absolute;left:0;text-align:left;margin-left:240.5pt;margin-top:16.8pt;width:17.35pt;height:17.65pt;z-index:251696128;visibility:visible;mso-wrap-style:square;mso-width-percent:0;mso-height-percent:0;mso-wrap-distance-left:9pt;mso-wrap-distance-top:0;mso-wrap-distance-right:9pt;mso-wrap-distance-bottom:0;mso-position-horizontal:absolute;mso-position-horizontal-relative:text;mso-position-vertical:absolute;mso-position-vertical-relative:text;mso-width-percent:0;mso-height-percent:0;mso-width-relative:page;mso-height-relative:page;v-text-anchor:top" o:gfxdata="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">
                 <v:textbox>
                   <w:txbxContent>
-                    <w:p/>
+                    <w:p>
+                      <w:pPr>
+                        <w:jc w:val="center"/>
+                        <w:spacing w:before="0" w:after="0"/>
+                      </w:pPr>
+                      <w:r>
+                        <w:rPr>
+                          <w:sz w:val="16"/>
+                          <w:szCs w:val="16"/>
+                        </w:rPr>
+                        <w:t>{{ mst_6_1 }}</w:t>
+                      </w:r>
+                    </w:p>
                   </w:txbxContent>
                 </v:textbox>
               </v:rect>
@@ -7063,9 +7679,7 @@
                         <a:prstGeom prst="rect">
                           <a:avLst/>
                         </a:prstGeom>
-                        <a:solidFill>
-                          <a:srgbClr val="FFFFFF"/>
-                        </a:solidFill>
+                        <a:noFill/>
                         <a:ln w="9525">
                           <a:solidFill>
                             <a:srgbClr val="000000"/>
@@ -7077,7 +7691,19 @@
                       </wps:spPr>
                       <wps:txbx>
                         <w:txbxContent>
-                          <w:p/>
+                          <w:p>
+                            <w:pPr>
+                              <w:jc w:val="center"/>
+                              <w:spacing w:before="0" w:after="0"/>
+                            </w:pPr>
+                            <w:r>
+                              <w:rPr>
+                                <w:sz w:val="16"/>
+                                <w:szCs w:val="16"/>
+                              </w:rPr>
+                              <w:t>{{ mst_3_2 }}</w:t>
+                            </w:r>
+                          </w:p>
                         </w:txbxContent>
                       </wps:txbx>
                       <wps:bodyPr>
@@ -7097,10 +7723,22 @@
           </mc:Choice>
           <mc:Fallback>
             <w:pict>
-              <v:rect w14:anchorId="7B601897" id="Rectangle 25" o:spid="_x0000_s1059" style="position:absolute;left:0;text-align:left;margin-left:362.45pt;margin-top:16.8pt;width:17.35pt;height:17.7pt;z-index:251704320;visibility:visible;mso-wrap-style:square;mso-width-percent:0;mso-height-percent:0;mso-wrap-distance-left:9pt;mso-wrap-distance-top:0;mso-wrap-distance-right:9pt;mso-wrap-distance-bottom:0;mso-position-horizontal:absolute;mso-position-horizontal-relative:text;mso-position-vertical:absolute;mso-position-vertical-relative:text;mso-width-percent:0;mso-height-percent:0;mso-width-relative:page;mso-height-relative:page;v-text-anchor:top" o:gfxdata="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">
+              <v:rect filled="f" w14:anchorId="7B601897" id="Rectangle 25" o:spid="_x0000_s1059" style="position:absolute;left:0;text-align:left;margin-left:362.45pt;margin-top:16.8pt;width:17.35pt;height:17.7pt;z-index:251704320;visibility:visible;mso-wrap-style:square;mso-width-percent:0;mso-height-percent:0;mso-wrap-distance-left:9pt;mso-wrap-distance-top:0;mso-wrap-distance-right:9pt;mso-wrap-distance-bottom:0;mso-position-horizontal:absolute;mso-position-horizontal-relative:text;mso-position-vertical:absolute;mso-position-vertical-relative:text;mso-width-percent:0;mso-height-percent:0;mso-width-relative:page;mso-height-relative:page;v-text-anchor:top" o:gfxdata="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">
                 <v:textbox>
                   <w:txbxContent>
-                    <w:p/>
+                    <w:p>
+                      <w:pPr>
+                        <w:jc w:val="center"/>
+                        <w:spacing w:before="0" w:after="0"/>
+                      </w:pPr>
+                      <w:r>
+                        <w:rPr>
+                          <w:sz w:val="16"/>
+                          <w:szCs w:val="16"/>
+                        </w:rPr>
+                        <w:t>{{ mst_6_2 }}</w:t>
+                      </w:r>
+                    </w:p>
                   </w:txbxContent>
                 </v:textbox>
               </v:rect>
@@ -7149,9 +7787,7 @@
                         <a:prstGeom prst="rect">
                           <a:avLst/>
                         </a:prstGeom>
-                        <a:solidFill>
-                          <a:srgbClr val="FFFFFF"/>
-                        </a:solidFill>
+                        <a:noFill/>
                         <a:ln w="9525">
                           <a:solidFill>
                             <a:srgbClr val="000000"/>
@@ -7163,7 +7799,19 @@
                       </wps:spPr>
                       <wps:txbx>
                         <w:txbxContent>
-                          <w:p/>
+                          <w:p>
+                            <w:pPr>
+                              <w:jc w:val="center"/>
+                              <w:spacing w:before="0" w:after="0"/>
+                            </w:pPr>
+                            <w:r>
+                              <w:rPr>
+                                <w:sz w:val="16"/>
+                                <w:szCs w:val="16"/>
+                              </w:rPr>
+                              <w:t>{{ mst_3_3 }}</w:t>
+                            </w:r>
+                          </w:p>
                         </w:txbxContent>
                       </wps:txbx>
                       <wps:bodyPr>
@@ -7183,10 +7831,22 @@
           </mc:Choice>
           <mc:Fallback>
             <w:pict>
-              <v:rect w14:anchorId="309C522A" id="Rectangle 24" o:spid="_x0000_s1060" style="position:absolute;left:0;text-align:left;margin-left:345.1pt;margin-top:16.75pt;width:17.35pt;height:17.7pt;z-index:251703296;visibility:visible;mso-wrap-style:square;mso-width-percent:0;mso-height-percent:0;mso-wrap-distance-left:9pt;mso-wrap-distance-top:0;mso-wrap-distance-right:9pt;mso-wrap-distance-bottom:0;mso-position-horizontal:absolute;mso-position-horizontal-relative:text;mso-position-vertical:absolute;mso-position-vertical-relative:text;mso-width-percent:0;mso-height-percent:0;mso-width-relative:page;mso-height-relative:page;v-text-anchor:top" o:gfxdata="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">
+              <v:rect filled="f" w14:anchorId="309C522A" id="Rectangle 24" o:spid="_x0000_s1060" style="position:absolute;left:0;text-align:left;margin-left:345.1pt;margin-top:16.75pt;width:17.35pt;height:17.7pt;z-index:251703296;visibility:visible;mso-wrap-style:square;mso-width-percent:0;mso-height-percent:0;mso-wrap-distance-left:9pt;mso-wrap-distance-top:0;mso-wrap-distance-right:9pt;mso-wrap-distance-bottom:0;mso-position-horizontal:absolute;mso-position-horizontal-relative:text;mso-position-vertical:absolute;mso-position-vertical-relative:text;mso-width-percent:0;mso-height-percent:0;mso-width-relative:page;mso-height-relative:page;v-text-anchor:top" o:gfxdata="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">
                 <v:textbox>
                   <w:txbxContent>
-                    <w:p/>
+                    <w:p>
+                      <w:pPr>
+                        <w:jc w:val="center"/>
+                        <w:spacing w:before="0" w:after="0"/>
+                      </w:pPr>
+                      <w:r>
+                        <w:rPr>
+                          <w:sz w:val="16"/>
+                          <w:szCs w:val="16"/>
+                        </w:rPr>
+                        <w:t>{{ mst_6_3 }}</w:t>
+                      </w:r>
+                    </w:p>
                   </w:txbxContent>
                 </v:textbox>
               </v:rect>
@@ -7235,9 +7895,7 @@
                         <a:prstGeom prst="rect">
                           <a:avLst/>
                         </a:prstGeom>
-                        <a:solidFill>
-                          <a:srgbClr val="FFFFFF"/>
-                        </a:solidFill>
+                        <a:noFill/>
                         <a:ln w="9525">
                           <a:solidFill>
                             <a:srgbClr val="000000"/>
@@ -7249,7 +7907,19 @@
                       </wps:spPr>
                       <wps:txbx>
                         <w:txbxContent>
-                          <w:p/>
+                          <w:p>
+                            <w:pPr>
+                              <w:jc w:val="center"/>
+                              <w:spacing w:before="0" w:after="0"/>
+                            </w:pPr>
+                            <w:r>
+                              <w:rPr>
+                                <w:sz w:val="16"/>
+                                <w:szCs w:val="16"/>
+                              </w:rPr>
+                              <w:t>{{ mst_3_4 }}</w:t>
+                            </w:r>
+                          </w:p>
                         </w:txbxContent>
                       </wps:txbx>
                       <wps:bodyPr>
@@ -7269,10 +7939,22 @@
           </mc:Choice>
           <mc:Fallback>
             <w:pict>
-              <v:rect w14:anchorId="7808F217" id="Rectangle 23" o:spid="_x0000_s1061" style="position:absolute;left:0;text-align:left;margin-left:327.75pt;margin-top:16.75pt;width:17.35pt;height:17.7pt;z-index:251702272;visibility:visible;mso-wrap-style:square;mso-width-percent:0;mso-height-percent:0;mso-wrap-distance-left:9pt;mso-wrap-distance-top:0;mso-wrap-distance-right:9pt;mso-wrap-distance-bottom:0;mso-position-horizontal:absolute;mso-position-horizontal-relative:text;mso-position-vertical:absolute;mso-position-vertical-relative:text;mso-width-percent:0;mso-height-percent:0;mso-width-relative:page;mso-height-relative:page;v-text-anchor:top" o:gfxdata="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">
+              <v:rect filled="f" w14:anchorId="7808F217" id="Rectangle 23" o:spid="_x0000_s1061" style="position:absolute;left:0;text-align:left;margin-left:327.75pt;margin-top:16.75pt;width:17.35pt;height:17.7pt;z-index:251702272;visibility:visible;mso-wrap-style:square;mso-width-percent:0;mso-height-percent:0;mso-wrap-distance-left:9pt;mso-wrap-distance-top:0;mso-wrap-distance-right:9pt;mso-wrap-distance-bottom:0;mso-position-horizontal:absolute;mso-position-horizontal-relative:text;mso-position-vertical:absolute;mso-position-vertical-relative:text;mso-width-percent:0;mso-height-percent:0;mso-width-relative:page;mso-height-relative:page;v-text-anchor:top" o:gfxdata="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">
                 <v:textbox>
                   <w:txbxContent>
-                    <w:p/>
+                    <w:p>
+                      <w:pPr>
+                        <w:jc w:val="center"/>
+                        <w:spacing w:before="0" w:after="0"/>
+                      </w:pPr>
+                      <w:r>
+                        <w:rPr>
+                          <w:sz w:val="16"/>
+                          <w:szCs w:val="16"/>
+                        </w:rPr>
+                        <w:t>{{ mst_6_4 }}</w:t>
+                      </w:r>
+                    </w:p>
                   </w:txbxContent>
                 </v:textbox>
               </v:rect>
@@ -7321,9 +8003,7 @@
                         <a:prstGeom prst="rect">
                           <a:avLst/>
                         </a:prstGeom>
-                        <a:solidFill>
-                          <a:srgbClr val="FFFFFF"/>
-                        </a:solidFill>
+                        <a:noFill/>
                         <a:ln w="9525">
                           <a:solidFill>
                             <a:srgbClr val="000000"/>
@@ -7335,7 +8015,19 @@
                       </wps:spPr>
                       <wps:txbx>
                         <w:txbxContent>
-                          <w:p/>
+                          <w:p>
+                            <w:pPr>
+                              <w:jc w:val="center"/>
+                              <w:spacing w:before="0" w:after="0"/>
+                            </w:pPr>
+                            <w:r>
+                              <w:rPr>
+                                <w:sz w:val="16"/>
+                                <w:szCs w:val="16"/>
+                              </w:rPr>
+                              <w:t>{{ mst_3_5 }}</w:t>
+                            </w:r>
+                          </w:p>
                         </w:txbxContent>
                       </wps:txbx>
                       <wps:bodyPr>
@@ -7355,10 +8047,22 @@
           </mc:Choice>
           <mc:Fallback>
             <w:pict>
-              <v:rect w14:anchorId="0A3C5E96" id="Rectangle 22" o:spid="_x0000_s1062" style="position:absolute;left:0;text-align:left;margin-left:293.05pt;margin-top:16.75pt;width:17.35pt;height:17.7pt;z-index:251699200;visibility:visible;mso-wrap-style:square;mso-width-percent:0;mso-height-percent:0;mso-wrap-distance-left:9pt;mso-wrap-distance-top:0;mso-wrap-distance-right:9pt;mso-wrap-distance-bottom:0;mso-position-horizontal:absolute;mso-position-horizontal-relative:text;mso-position-vertical:absolute;mso-position-vertical-relative:text;mso-width-percent:0;mso-height-percent:0;mso-width-relative:page;mso-height-relative:page;v-text-anchor:top" o:gfxdata="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">
+              <v:rect filled="f" w14:anchorId="0A3C5E96" id="Rectangle 22" o:spid="_x0000_s1062" style="position:absolute;left:0;text-align:left;margin-left:293.05pt;margin-top:16.75pt;width:17.35pt;height:17.7pt;z-index:251699200;visibility:visible;mso-wrap-style:square;mso-width-percent:0;mso-height-percent:0;mso-wrap-distance-left:9pt;mso-wrap-distance-top:0;mso-wrap-distance-right:9pt;mso-wrap-distance-bottom:0;mso-position-horizontal:absolute;mso-position-horizontal-relative:text;mso-position-vertical:absolute;mso-position-vertical-relative:text;mso-width-percent:0;mso-height-percent:0;mso-width-relative:page;mso-height-relative:page;v-text-anchor:top" o:gfxdata="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">
                 <v:textbox>
                   <w:txbxContent>
-                    <w:p/>
+                    <w:p>
+                      <w:pPr>
+                        <w:jc w:val="center"/>
+                        <w:spacing w:before="0" w:after="0"/>
+                      </w:pPr>
+                      <w:r>
+                        <w:rPr>
+                          <w:sz w:val="16"/>
+                          <w:szCs w:val="16"/>
+                        </w:rPr>
+                        <w:t>{{ mst_6_5 }}</w:t>
+                      </w:r>
+                    </w:p>
                   </w:txbxContent>
                 </v:textbox>
               </v:rect>
@@ -7407,9 +8111,7 @@
                         <a:prstGeom prst="rect">
                           <a:avLst/>
                         </a:prstGeom>
-                        <a:solidFill>
-                          <a:srgbClr val="FFFFFF"/>
-                        </a:solidFill>
+                        <a:noFill/>
                         <a:ln w="9525">
                           <a:solidFill>
                             <a:srgbClr val="000000"/>
@@ -7421,7 +8123,19 @@
                       </wps:spPr>
                       <wps:txbx>
                         <w:txbxContent>
-                          <w:p/>
+                          <w:p>
+                            <w:pPr>
+                              <w:jc w:val="center"/>
+                              <w:spacing w:before="0" w:after="0"/>
+                            </w:pPr>
+                            <w:r>
+                              <w:rPr>
+                                <w:sz w:val="16"/>
+                                <w:szCs w:val="16"/>
+                              </w:rPr>
+                              <w:t>{{ mst_3_6 }}</w:t>
+                            </w:r>
+                          </w:p>
                         </w:txbxContent>
                       </wps:txbx>
                       <wps:bodyPr>
@@ -7441,10 +8155,22 @@
           </mc:Choice>
           <mc:Fallback>
             <w:pict>
-              <v:rect w14:anchorId="49054847" id="Rectangle 21" o:spid="_x0000_s1063" style="position:absolute;left:0;text-align:left;margin-left:275.45pt;margin-top:16.75pt;width:17.35pt;height:17.7pt;z-index:251698176;visibility:visible;mso-wrap-style:square;mso-width-percent:0;mso-height-percent:0;mso-wrap-distance-left:9pt;mso-wrap-distance-top:0;mso-wrap-distance-right:9pt;mso-wrap-distance-bottom:0;mso-position-horizontal:absolute;mso-position-horizontal-relative:text;mso-position-vertical:absolute;mso-position-vertical-relative:text;mso-width-percent:0;mso-height-percent:0;mso-width-relative:page;mso-height-relative:page;v-text-anchor:top" o:gfxdata="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">
+              <v:rect filled="f" w14:anchorId="49054847" id="Rectangle 21" o:spid="_x0000_s1063" style="position:absolute;left:0;text-align:left;margin-left:275.45pt;margin-top:16.75pt;width:17.35pt;height:17.7pt;z-index:251698176;visibility:visible;mso-wrap-style:square;mso-width-percent:0;mso-height-percent:0;mso-wrap-distance-left:9pt;mso-wrap-distance-top:0;mso-wrap-distance-right:9pt;mso-wrap-distance-bottom:0;mso-position-horizontal:absolute;mso-position-horizontal-relative:text;mso-position-vertical:absolute;mso-position-vertical-relative:text;mso-width-percent:0;mso-height-percent:0;mso-width-relative:page;mso-height-relative:page;v-text-anchor:top" o:gfxdata="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">
                 <v:textbox>
                   <w:txbxContent>
-                    <w:p/>
+                    <w:p>
+                      <w:pPr>
+                        <w:jc w:val="center"/>
+                        <w:spacing w:before="0" w:after="0"/>
+                      </w:pPr>
+                      <w:r>
+                        <w:rPr>
+                          <w:sz w:val="16"/>
+                          <w:szCs w:val="16"/>
+                        </w:rPr>
+                        <w:t>{{ mst_6_6 }}</w:t>
+                      </w:r>
+                    </w:p>
                   </w:txbxContent>
                 </v:textbox>
               </v:rect>
@@ -7493,9 +8219,7 @@
                         <a:prstGeom prst="rect">
                           <a:avLst/>
                         </a:prstGeom>
-                        <a:solidFill>
-                          <a:srgbClr val="FFFFFF"/>
-                        </a:solidFill>
+                        <a:noFill/>
                         <a:ln w="9525">
                           <a:solidFill>
                             <a:srgbClr val="000000"/>
@@ -7507,7 +8231,19 @@
                       </wps:spPr>
                       <wps:txbx>
                         <w:txbxContent>
-                          <w:p/>
+                          <w:p>
+                            <w:pPr>
+                              <w:jc w:val="center"/>
+                              <w:spacing w:before="0" w:after="0"/>
+                            </w:pPr>
+                            <w:r>
+                              <w:rPr>
+                                <w:sz w:val="16"/>
+                                <w:szCs w:val="16"/>
+                              </w:rPr>
+                              <w:t>{{ mst_3_7 }}</w:t>
+                            </w:r>
+                          </w:p>
                         </w:txbxContent>
                       </wps:txbx>
                       <wps:bodyPr>
@@ -7527,10 +8263,22 @@
           </mc:Choice>
           <mc:Fallback>
             <w:pict>
-              <v:rect w14:anchorId="6AB2B6F0" id="Rectangle 20" o:spid="_x0000_s1064" style="position:absolute;left:0;text-align:left;margin-left:171.5pt;margin-top:16.75pt;width:17.35pt;height:17.7pt;z-index:251694080;visibility:visible;mso-wrap-style:square;mso-width-percent:0;mso-height-percent:0;mso-wrap-distance-left:9pt;mso-wrap-distance-top:0;mso-wrap-distance-right:9pt;mso-wrap-distance-bottom:0;mso-position-horizontal:absolute;mso-position-horizontal-relative:text;mso-position-vertical:absolute;mso-position-vertical-relative:text;mso-width-percent:0;mso-height-percent:0;mso-width-relative:page;mso-height-relative:page;v-text-anchor:top" o:gfxdata="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">
+              <v:rect filled="f" w14:anchorId="6AB2B6F0" id="Rectangle 20" o:spid="_x0000_s1064" style="position:absolute;left:0;text-align:left;margin-left:171.5pt;margin-top:16.75pt;width:17.35pt;height:17.7pt;z-index:251694080;visibility:visible;mso-wrap-style:square;mso-width-percent:0;mso-height-percent:0;mso-wrap-distance-left:9pt;mso-wrap-distance-top:0;mso-wrap-distance-right:9pt;mso-wrap-distance-bottom:0;mso-position-horizontal:absolute;mso-position-horizontal-relative:text;mso-position-vertical:absolute;mso-position-vertical-relative:text;mso-width-percent:0;mso-height-percent:0;mso-width-relative:page;mso-height-relative:page;v-text-anchor:top" o:gfxdata="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">
                 <v:textbox>
                   <w:txbxContent>
-                    <w:p/>
+                    <w:p>
+                      <w:pPr>
+                        <w:jc w:val="center"/>
+                        <w:spacing w:before="0" w:after="0"/>
+                      </w:pPr>
+                      <w:r>
+                        <w:rPr>
+                          <w:sz w:val="16"/>
+                          <w:szCs w:val="16"/>
+                        </w:rPr>
+                        <w:t>{{ mst_6_7 }}</w:t>
+                      </w:r>
+                    </w:p>
                   </w:txbxContent>
                 </v:textbox>
               </v:rect>
@@ -7579,9 +8327,7 @@
                         <a:prstGeom prst="rect">
                           <a:avLst/>
                         </a:prstGeom>
-                        <a:solidFill>
-                          <a:srgbClr val="FFFFFF"/>
-                        </a:solidFill>
+                        <a:noFill/>
                         <a:ln w="9525">
                           <a:solidFill>
                             <a:srgbClr val="000000"/>
@@ -7593,7 +8339,19 @@
                       </wps:spPr>
                       <wps:txbx>
                         <w:txbxContent>
-                          <w:p/>
+                          <w:p>
+                            <w:pPr>
+                              <w:jc w:val="center"/>
+                              <w:spacing w:before="0" w:after="0"/>
+                            </w:pPr>
+                            <w:r>
+                              <w:rPr>
+                                <w:sz w:val="16"/>
+                                <w:szCs w:val="16"/>
+                              </w:rPr>
+                              <w:t>{{ mst_3_8 }}</w:t>
+                            </w:r>
+                          </w:p>
                         </w:txbxContent>
                       </wps:txbx>
                       <wps:bodyPr>
@@ -7613,10 +8371,22 @@
           </mc:Choice>
           <mc:Fallback>
             <w:pict>
-              <v:rect w14:anchorId="65210BA6" id="Rectangle 13" o:spid="_x0000_s1065" style="position:absolute;left:0;text-align:left;margin-left:189.1pt;margin-top:16.75pt;width:17.35pt;height:17.7pt;z-index:251695104;visibility:visible;mso-wrap-style:square;mso-width-percent:0;mso-height-percent:0;mso-wrap-distance-left:9pt;mso-wrap-distance-top:0;mso-wrap-distance-right:9pt;mso-wrap-distance-bottom:0;mso-position-horizontal:absolute;mso-position-horizontal-relative:text;mso-position-vertical:absolute;mso-position-vertical-relative:text;mso-width-percent:0;mso-height-percent:0;mso-width-relative:page;mso-height-relative:page;v-text-anchor:top" o:gfxdata="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">
+              <v:rect filled="f" w14:anchorId="65210BA6" id="Rectangle 13" o:spid="_x0000_s1065" style="position:absolute;left:0;text-align:left;margin-left:189.1pt;margin-top:16.75pt;width:17.35pt;height:17.7pt;z-index:251695104;visibility:visible;mso-wrap-style:square;mso-width-percent:0;mso-height-percent:0;mso-wrap-distance-left:9pt;mso-wrap-distance-top:0;mso-wrap-distance-right:9pt;mso-wrap-distance-bottom:0;mso-position-horizontal:absolute;mso-position-horizontal-relative:text;mso-position-vertical:absolute;mso-position-vertical-relative:text;mso-width-percent:0;mso-height-percent:0;mso-width-relative:page;mso-height-relative:page;v-text-anchor:top" o:gfxdata="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">
                 <v:textbox>
                   <w:txbxContent>
-                    <w:p/>
+                    <w:p>
+                      <w:pPr>
+                        <w:jc w:val="center"/>
+                        <w:spacing w:before="0" w:after="0"/>
+                      </w:pPr>
+                      <w:r>
+                        <w:rPr>
+                          <w:sz w:val="16"/>
+                          <w:szCs w:val="16"/>
+                        </w:rPr>
+                        <w:t>{{ mst_6_8 }}</w:t>
+                      </w:r>
+                    </w:p>
                   </w:txbxContent>
                 </v:textbox>
               </v:rect>
@@ -7665,9 +8435,7 @@
                         <a:prstGeom prst="rect">
                           <a:avLst/>
                         </a:prstGeom>
-                        <a:solidFill>
-                          <a:srgbClr val="FFFFFF"/>
-                        </a:solidFill>
+                        <a:noFill/>
                         <a:ln w="9525">
                           <a:solidFill>
                             <a:srgbClr val="000000"/>
@@ -7679,7 +8447,19 @@
                       </wps:spPr>
                       <wps:txbx>
                         <w:txbxContent>
-                          <w:p/>
+                          <w:p>
+                            <w:pPr>
+                              <w:jc w:val="center"/>
+                              <w:spacing w:before="0" w:after="0"/>
+                            </w:pPr>
+                            <w:r>
+                              <w:rPr>
+                                <w:sz w:val="16"/>
+                                <w:szCs w:val="16"/>
+                              </w:rPr>
+                              <w:t>{{ mst_3_9 }}</w:t>
+                            </w:r>
+                          </w:p>
                         </w:txbxContent>
                       </wps:txbx>
                       <wps:bodyPr>
@@ -7699,10 +8479,22 @@
           </mc:Choice>
           <mc:Fallback>
             <w:pict>
-              <v:rect w14:anchorId="3FC8BFD0" id="Rectangle 6" o:spid="_x0000_s1066" style="position:absolute;left:0;text-align:left;margin-left:223.6pt;margin-top:16.75pt;width:17.35pt;height:17.7pt;z-index:251701248;visibility:visible;mso-wrap-style:square;mso-width-percent:0;mso-height-percent:0;mso-wrap-distance-left:9pt;mso-wrap-distance-top:0;mso-wrap-distance-right:9pt;mso-wrap-distance-bottom:0;mso-position-horizontal:absolute;mso-position-horizontal-relative:text;mso-position-vertical:absolute;mso-position-vertical-relative:text;mso-width-percent:0;mso-height-percent:0;mso-width-relative:page;mso-height-relative:page;v-text-anchor:top" o:gfxdata="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">
+              <v:rect filled="f" w14:anchorId="3FC8BFD0" id="Rectangle 6" o:spid="_x0000_s1066" style="position:absolute;left:0;text-align:left;margin-left:223.6pt;margin-top:16.75pt;width:17.35pt;height:17.7pt;z-index:251701248;visibility:visible;mso-wrap-style:square;mso-width-percent:0;mso-height-percent:0;mso-wrap-distance-left:9pt;mso-wrap-distance-top:0;mso-wrap-distance-right:9pt;mso-wrap-distance-bottom:0;mso-position-horizontal:absolute;mso-position-horizontal-relative:text;mso-position-vertical:absolute;mso-position-vertical-relative:text;mso-width-percent:0;mso-height-percent:0;mso-width-relative:page;mso-height-relative:page;v-text-anchor:top" o:gfxdata="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">
                 <v:textbox>
                   <w:txbxContent>
-                    <w:p/>
+                    <w:p>
+                      <w:pPr>
+                        <w:jc w:val="center"/>
+                        <w:spacing w:before="0" w:after="0"/>
+                      </w:pPr>
+                      <w:r>
+                        <w:rPr>
+                          <w:sz w:val="16"/>
+                          <w:szCs w:val="16"/>
+                        </w:rPr>
+                        <w:t>{{ mst_6_9 }}</w:t>
+                      </w:r>
+                    </w:p>
                   </w:txbxContent>
                 </v:textbox>
               </v:rect>
@@ -7751,9 +8543,7 @@
                         <a:prstGeom prst="rect">
                           <a:avLst/>
                         </a:prstGeom>
-                        <a:solidFill>
-                          <a:srgbClr val="FFFFFF"/>
-                        </a:solidFill>
+                        <a:noFill/>
                         <a:ln w="9525">
                           <a:solidFill>
                             <a:srgbClr val="000000"/>
@@ -7765,7 +8555,19 @@
                       </wps:spPr>
                       <wps:txbx>
                         <w:txbxContent>
-                          <w:p/>
+                          <w:p>
+                            <w:pPr>
+                              <w:jc w:val="center"/>
+                              <w:spacing w:before="0" w:after="0"/>
+                            </w:pPr>
+                            <w:r>
+                              <w:rPr>
+                                <w:sz w:val="16"/>
+                                <w:szCs w:val="16"/>
+                              </w:rPr>
+                              <w:t>{{ mst_3_10 }}</w:t>
+                            </w:r>
+                          </w:p>
                         </w:txbxContent>
                       </wps:txbx>
                       <wps:bodyPr>
@@ -7785,10 +8587,22 @@
           </mc:Choice>
           <mc:Fallback>
             <w:pict>
-              <v:rect w14:anchorId="1373669B" id="Rectangle 5" o:spid="_x0000_s1067" style="position:absolute;left:0;text-align:left;margin-left:206pt;margin-top:16.75pt;width:17.35pt;height:17.7pt;z-index:251700224;visibility:visible;mso-wrap-style:square;mso-width-percent:0;mso-height-percent:0;mso-wrap-distance-left:9pt;mso-wrap-distance-top:0;mso-wrap-distance-right:9pt;mso-wrap-distance-bottom:0;mso-position-horizontal:absolute;mso-position-horizontal-relative:text;mso-position-vertical:absolute;mso-position-vertical-relative:text;mso-width-percent:0;mso-height-percent:0;mso-width-relative:page;mso-height-relative:page;v-text-anchor:top" o:gfxdata="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">
+              <v:rect filled="f" w14:anchorId="1373669B" id="Rectangle 5" o:spid="_x0000_s1067" style="position:absolute;left:0;text-align:left;margin-left:206pt;margin-top:16.75pt;width:17.35pt;height:17.7pt;z-index:251700224;visibility:visible;mso-wrap-style:square;mso-width-percent:0;mso-height-percent:0;mso-wrap-distance-left:9pt;mso-wrap-distance-top:0;mso-wrap-distance-right:9pt;mso-wrap-distance-bottom:0;mso-position-horizontal:absolute;mso-position-horizontal-relative:text;mso-position-vertical:absolute;mso-position-vertical-relative:text;mso-width-percent:0;mso-height-percent:0;mso-width-relative:page;mso-height-relative:page;v-text-anchor:top" o:gfxdata="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">
                 <v:textbox>
                   <w:txbxContent>
-                    <w:p/>
+                    <w:p>
+                      <w:pPr>
+                        <w:jc w:val="center"/>
+                        <w:spacing w:before="0" w:after="0"/>
+                      </w:pPr>
+                      <w:r>
+                        <w:rPr>
+                          <w:sz w:val="16"/>
+                          <w:szCs w:val="16"/>
+                        </w:rPr>
+                        <w:t>{{ mst_6_10 }}</w:t>
+                      </w:r>
+                    </w:p>
                   </w:txbxContent>
                 </v:textbox>
               </v:rect>
@@ -7837,9 +8651,7 @@
                         <a:prstGeom prst="rect">
                           <a:avLst/>
                         </a:prstGeom>
-                        <a:solidFill>
-                          <a:srgbClr val="FFFFFF"/>
-                        </a:solidFill>
+                        <a:noFill/>
                         <a:ln w="9525">
                           <a:solidFill>
                             <a:srgbClr val="000000"/>
@@ -7851,7 +8663,19 @@
                       </wps:spPr>
                       <wps:txbx>
                         <w:txbxContent>
-                          <w:p/>
+                          <w:p>
+                            <w:pPr>
+                              <w:jc w:val="center"/>
+                              <w:spacing w:before="0" w:after="0"/>
+                            </w:pPr>
+                            <w:r>
+                              <w:rPr>
+                                <w:sz w:val="16"/>
+                                <w:szCs w:val="16"/>
+                              </w:rPr>
+                              <w:t>{{ mst_3_11 }}</w:t>
+                            </w:r>
+                          </w:p>
                         </w:txbxContent>
                       </wps:txbx>
                       <wps:bodyPr>
@@ -7871,10 +8695,22 @@
           </mc:Choice>
           <mc:Fallback>
             <w:pict>
-              <v:rect w14:anchorId="4D340C31" id="Rectangle 29" o:spid="_x0000_s1068" style="position:absolute;left:0;text-align:left;margin-left:154.3pt;margin-top:16.8pt;width:17.35pt;height:17.65pt;z-index:251693056;visibility:visible;mso-wrap-style:square;mso-width-percent:0;mso-height-percent:0;mso-wrap-distance-left:9pt;mso-wrap-distance-top:0;mso-wrap-distance-right:9pt;mso-wrap-distance-bottom:0;mso-position-horizontal:absolute;mso-position-horizontal-relative:text;mso-position-vertical:absolute;mso-position-vertical-relative:text;mso-width-percent:0;mso-height-percent:0;mso-width-relative:page;mso-height-relative:page;v-text-anchor:top" o:gfxdata="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">
+              <v:rect filled="f" w14:anchorId="4D340C31" id="Rectangle 29" o:spid="_x0000_s1068" style="position:absolute;left:0;text-align:left;margin-left:154.3pt;margin-top:16.8pt;width:17.35pt;height:17.65pt;z-index:251693056;visibility:visible;mso-wrap-style:square;mso-width-percent:0;mso-height-percent:0;mso-wrap-distance-left:9pt;mso-wrap-distance-top:0;mso-wrap-distance-right:9pt;mso-wrap-distance-bottom:0;mso-position-horizontal:absolute;mso-position-horizontal-relative:text;mso-position-vertical:absolute;mso-position-vertical-relative:text;mso-width-percent:0;mso-height-percent:0;mso-width-relative:page;mso-height-relative:page;v-text-anchor:top" o:gfxdata="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">
                 <v:textbox>
                   <w:txbxContent>
-                    <w:p/>
+                    <w:p>
+                      <w:pPr>
+                        <w:jc w:val="center"/>
+                        <w:spacing w:before="0" w:after="0"/>
+                      </w:pPr>
+                      <w:r>
+                        <w:rPr>
+                          <w:sz w:val="16"/>
+                          <w:szCs w:val="16"/>
+                        </w:rPr>
+                        <w:t>{{ mst_6_11 }}</w:t>
+                      </w:r>
+                    </w:p>
                   </w:txbxContent>
                 </v:textbox>
               </v:rect>
@@ -7923,9 +8759,7 @@
                         <a:prstGeom prst="rect">
                           <a:avLst/>
                         </a:prstGeom>
-                        <a:solidFill>
-                          <a:srgbClr val="FFFFFF"/>
-                        </a:solidFill>
+                        <a:noFill/>
                         <a:ln w="9525">
                           <a:solidFill>
                             <a:srgbClr val="000000"/>
@@ -7937,7 +8771,19 @@
                       </wps:spPr>
                       <wps:txbx>
                         <w:txbxContent>
-                          <w:p/>
+                          <w:p>
+                            <w:pPr>
+                              <w:jc w:val="center"/>
+                              <w:spacing w:before="0" w:after="0"/>
+                            </w:pPr>
+                            <w:r>
+                              <w:rPr>
+                                <w:sz w:val="16"/>
+                                <w:szCs w:val="16"/>
+                              </w:rPr>
+                              <w:t>{{ mst_3_12 }}</w:t>
+                            </w:r>
+                          </w:p>
                         </w:txbxContent>
                       </wps:txbx>
                       <wps:bodyPr>
@@ -7957,10 +8803,22 @@
           </mc:Choice>
           <mc:Fallback>
             <w:pict>
-              <v:rect w14:anchorId="60C4A35E" id="Rectangle 28" o:spid="_x0000_s1069" style="position:absolute;left:0;text-align:left;margin-left:136.7pt;margin-top:16.8pt;width:17.35pt;height:17.65pt;z-index:251692032;visibility:visible;mso-wrap-style:square;mso-width-percent:0;mso-height-percent:0;mso-wrap-distance-left:9pt;mso-wrap-distance-top:0;mso-wrap-distance-right:9pt;mso-wrap-distance-bottom:0;mso-position-horizontal:absolute;mso-position-horizontal-relative:text;mso-position-vertical:absolute;mso-position-vertical-relative:text;mso-width-percent:0;mso-height-percent:0;mso-width-relative:page;mso-height-relative:page;v-text-anchor:top" o:gfxdata="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">
+              <v:rect filled="f" w14:anchorId="60C4A35E" id="Rectangle 28" o:spid="_x0000_s1069" style="position:absolute;left:0;text-align:left;margin-left:136.7pt;margin-top:16.8pt;width:17.35pt;height:17.65pt;z-index:251692032;visibility:visible;mso-wrap-style:square;mso-width-percent:0;mso-height-percent:0;mso-wrap-distance-left:9pt;mso-wrap-distance-top:0;mso-wrap-distance-right:9pt;mso-wrap-distance-bottom:0;mso-position-horizontal:absolute;mso-position-horizontal-relative:text;mso-position-vertical:absolute;mso-position-vertical-relative:text;mso-width-percent:0;mso-height-percent:0;mso-width-relative:page;mso-height-relative:page;v-text-anchor:top" o:gfxdata="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">
                 <v:textbox>
                   <w:txbxContent>
-                    <w:p/>
+                    <w:p>
+                      <w:pPr>
+                        <w:jc w:val="center"/>
+                        <w:spacing w:before="0" w:after="0"/>
+                      </w:pPr>
+                      <w:r>
+                        <w:rPr>
+                          <w:sz w:val="16"/>
+                          <w:szCs w:val="16"/>
+                        </w:rPr>
+                        <w:t>{{ mst_6_12 }}</w:t>
+                      </w:r>
+                    </w:p>
                   </w:txbxContent>
                 </v:textbox>
               </v:rect>

--- a/backend/data/templates/b7413cfd-1b21-4a18-a524-f5206ba9726b.docx
+++ b/backend/data/templates/b7413cfd-1b21-4a18-a524-f5206ba9726b.docx
@@ -5339,9 +5339,7 @@
                         <a:prstGeom prst="rect">
                           <a:avLst/>
                         </a:prstGeom>
-                        <a:solidFill>
-                          <a:srgbClr val="FFFFFF"/>
-                        </a:solidFill>
+                        <a:noFill/>
                         <a:ln w="9525">
                           <a:solidFill>
                             <a:srgbClr val="000000"/>
@@ -5373,7 +5371,7 @@
           </mc:Choice>
           <mc:Fallback>
             <w:pict>
-              <v:rect w14:anchorId="09E9CA40" id="Rectangle 7" o:spid="_x0000_s1054" style="position:absolute;left:0;text-align:left;margin-left:145.8pt;margin-top:2.7pt;width:11.35pt;height:11.35pt;z-index:251688960;visibility:visible;mso-wrap-style:square;mso-width-percent:0;mso-height-percent:0;mso-wrap-distance-left:9pt;mso-wrap-distance-top:0;mso-wrap-distance-right:9pt;mso-wrap-distance-bottom:0;mso-position-horizontal:absolute;mso-position-horizontal-relative:text;mso-position-vertical:absolute;mso-position-vertical-relative:text;mso-width-percent:0;mso-height-percent:0;mso-width-relative:page;mso-height-relative:page;v-text-anchor:top" o:gfxdata="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">
+              <v:rect filled="f" w14:anchorId="09E9CA40" id="Rectangle 7" o:spid="_x0000_s1054" style="position:absolute;left:0;text-align:left;margin-left:145.8pt;margin-top:2.7pt;width:11.35pt;height:11.35pt;z-index:251688960;visibility:visible;mso-wrap-style:square;mso-width-percent:0;mso-height-percent:0;mso-wrap-distance-left:9pt;mso-wrap-distance-top:0;mso-wrap-distance-right:9pt;mso-wrap-distance-bottom:0;mso-position-horizontal:absolute;mso-position-horizontal-relative:text;mso-position-vertical:absolute;mso-position-vertical-relative:text;mso-width-percent:0;mso-height-percent:0;mso-width-relative:page;mso-height-relative:page;v-text-anchor:top" o:gfxdata="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">
                 <v:textbox>
                   <w:txbxContent>
                     <w:p/>
@@ -5579,9 +5577,7 @@
                         <a:prstGeom prst="rect">
                           <a:avLst/>
                         </a:prstGeom>
-                        <a:solidFill>
-                          <a:srgbClr val="FFFFFF"/>
-                        </a:solidFill>
+                        <a:noFill/>
                         <a:ln w="9525">
                           <a:solidFill>
                             <a:srgbClr val="000000"/>
@@ -5613,7 +5609,7 @@
           </mc:Choice>
           <mc:Fallback>
             <w:pict>
-              <v:rect w14:anchorId="6900B26B" id="Rectangle 4" o:spid="_x0000_s1055" style="position:absolute;left:0;text-align:left;margin-left:160.3pt;margin-top:2.1pt;width:11.35pt;height:11.35pt;z-index:251691008;visibility:visible;mso-wrap-style:square;mso-width-percent:0;mso-height-percent:0;mso-wrap-distance-left:9pt;mso-wrap-distance-top:0;mso-wrap-distance-right:9pt;mso-wrap-distance-bottom:0;mso-position-horizontal:absolute;mso-position-horizontal-relative:text;mso-position-vertical:absolute;mso-position-vertical-relative:text;mso-width-percent:0;mso-height-percent:0;mso-width-relative:page;mso-height-relative:page;v-text-anchor:top" o:gfxdata="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">
+              <v:rect filled="f" w14:anchorId="6900B26B" id="Rectangle 4" o:spid="_x0000_s1055" style="position:absolute;left:0;text-align:left;margin-left:160.3pt;margin-top:2.1pt;width:11.35pt;height:11.35pt;z-index:251691008;visibility:visible;mso-wrap-style:square;mso-width-percent:0;mso-height-percent:0;mso-wrap-distance-left:9pt;mso-wrap-distance-top:0;mso-wrap-distance-right:9pt;mso-wrap-distance-bottom:0;mso-position-horizontal:absolute;mso-position-horizontal-relative:text;mso-position-vertical:absolute;mso-position-vertical-relative:text;mso-width-percent:0;mso-height-percent:0;mso-width-relative:page;mso-height-relative:page;v-text-anchor:top" o:gfxdata="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">
                 <v:textbox>
                   <w:txbxContent>
                     <w:p/>
@@ -6185,9 +6181,7 @@
                         <a:prstGeom prst="rect">
                           <a:avLst/>
                         </a:prstGeom>
-                        <a:solidFill>
-                          <a:srgbClr val="FFFFFF"/>
-                        </a:solidFill>
+                        <a:noFill/>
                         <a:ln w="9525">
                           <a:solidFill>
                             <a:srgbClr val="000000"/>
@@ -6219,7 +6213,7 @@
           </mc:Choice>
           <mc:Fallback>
             <w:pict>
-              <v:rect w14:anchorId="5AC9A369" id="Rectangle 3" o:spid="_x0000_s1056" style="position:absolute;left:0;text-align:left;margin-left:169.8pt;margin-top:2.15pt;width:11.35pt;height:11.35pt;z-index:251689984;visibility:visible;mso-wrap-style:square;mso-width-percent:0;mso-height-percent:0;mso-wrap-distance-left:9pt;mso-wrap-distance-top:0;mso-wrap-distance-right:9pt;mso-wrap-distance-bottom:0;mso-position-horizontal:absolute;mso-position-horizontal-relative:text;mso-position-vertical:absolute;mso-position-vertical-relative:text;mso-width-percent:0;mso-height-percent:0;mso-width-relative:page;mso-height-relative:page;v-text-anchor:top" o:gfxdata="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">
+              <v:rect filled="f" w14:anchorId="5AC9A369" id="Rectangle 3" o:spid="_x0000_s1056" style="position:absolute;left:0;text-align:left;margin-left:169.8pt;margin-top:2.15pt;width:11.35pt;height:11.35pt;z-index:251689984;visibility:visible;mso-wrap-style:square;mso-width-percent:0;mso-height-percent:0;mso-wrap-distance-left:9pt;mso-wrap-distance-top:0;mso-wrap-distance-right:9pt;mso-wrap-distance-bottom:0;mso-position-horizontal:absolute;mso-position-horizontal-relative:text;mso-position-vertical:absolute;mso-position-vertical-relative:text;mso-width-percent:0;mso-height-percent:0;mso-width-relative:page;mso-height-relative:page;v-text-anchor:top" o:gfxdata="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">
                 <v:textbox>
                   <w:txbxContent>
                     <w:p/>
@@ -9251,9 +9245,7 @@
                         <a:prstGeom prst="rect">
                           <a:avLst/>
                         </a:prstGeom>
-                        <a:solidFill>
-                          <a:srgbClr val="FFFFFF"/>
-                        </a:solidFill>
+                        <a:noFill/>
                         <a:ln w="9525">
                           <a:solidFill>
                             <a:srgbClr val="000000"/>
@@ -9285,7 +9277,7 @@
           </mc:Choice>
           <mc:Fallback>
             <w:pict>
-              <v:rect w14:anchorId="72BC38BE" id="Rectangle 2" o:spid="_x0000_s1070" style="position:absolute;left:0;text-align:left;margin-left:160.15pt;margin-top:2.35pt;width:11.35pt;height:11.35pt;z-index:251705344;visibility:visible;mso-wrap-style:square;mso-width-percent:0;mso-height-percent:0;mso-wrap-distance-left:9pt;mso-wrap-distance-top:0;mso-wrap-distance-right:9pt;mso-wrap-distance-bottom:0;mso-position-horizontal:absolute;mso-position-horizontal-relative:text;mso-position-vertical:absolute;mso-position-vertical-relative:text;mso-width-percent:0;mso-height-percent:0;mso-width-relative:page;mso-height-relative:page;v-text-anchor:top" o:gfxdata="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">
+              <v:rect filled="f" w14:anchorId="72BC38BE" id="Rectangle 2" o:spid="_x0000_s1070" style="position:absolute;left:0;text-align:left;margin-left:160.15pt;margin-top:2.35pt;width:11.35pt;height:11.35pt;z-index:251705344;visibility:visible;mso-wrap-style:square;mso-width-percent:0;mso-height-percent:0;mso-wrap-distance-left:9pt;mso-wrap-distance-top:0;mso-wrap-distance-right:9pt;mso-wrap-distance-bottom:0;mso-position-horizontal:absolute;mso-position-horizontal-relative:text;mso-position-vertical:absolute;mso-position-vertical-relative:text;mso-width-percent:0;mso-height-percent:0;mso-width-relative:page;mso-height-relative:page;v-text-anchor:top" o:gfxdata="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">
                 <v:textbox>
                   <w:txbxContent>
                     <w:p/>
@@ -9658,9 +9650,7 @@
                         <a:prstGeom prst="rect">
                           <a:avLst/>
                         </a:prstGeom>
-                        <a:solidFill>
-                          <a:srgbClr val="FFFFFF"/>
-                        </a:solidFill>
+                        <a:noFill/>
                         <a:ln w="9525">
                           <a:solidFill>
                             <a:srgbClr val="000000"/>
@@ -9692,7 +9682,7 @@
           </mc:Choice>
           <mc:Fallback>
             <w:pict>
-              <v:rect w14:anchorId="39D9CAEF" id="Rectangle 1" o:spid="_x0000_s1071" style="position:absolute;left:0;text-align:left;margin-left:169.8pt;margin-top:2.15pt;width:11.35pt;height:11.35pt;z-index:251706368;visibility:visible;mso-wrap-style:square;mso-width-percent:0;mso-height-percent:0;mso-wrap-distance-left:9pt;mso-wrap-distance-top:0;mso-wrap-distance-right:9pt;mso-wrap-distance-bottom:0;mso-position-horizontal:absolute;mso-position-horizontal-relative:text;mso-position-vertical:absolute;mso-position-vertical-relative:text;mso-width-percent:0;mso-height-percent:0;mso-width-relative:page;mso-height-relative:page;v-text-anchor:top" o:gfxdata="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">
+              <v:rect filled="f" w14:anchorId="39D9CAEF" id="Rectangle 1" o:spid="_x0000_s1071" style="position:absolute;left:0;text-align:left;margin-left:169.8pt;margin-top:2.15pt;width:11.35pt;height:11.35pt;z-index:251706368;visibility:visible;mso-wrap-style:square;mso-width-percent:0;mso-height-percent:0;mso-wrap-distance-left:9pt;mso-wrap-distance-top:0;mso-wrap-distance-right:9pt;mso-wrap-distance-bottom:0;mso-position-horizontal:absolute;mso-position-horizontal-relative:text;mso-position-vertical:absolute;mso-position-vertical-relative:text;mso-width-percent:0;mso-height-percent:0;mso-width-relative:page;mso-height-relative:page;v-text-anchor:top" o:gfxdata="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">
                 <v:textbox>
                   <w:txbxContent>
                     <w:p/>
